--- a/klagomål/A 12801-2026 FSC-klagomål.docx
+++ b/klagomål/A 12801-2026 FSC-klagomål.docx
@@ -1014,7 +1014,7 @@
     <w:r>
       <w:tab/>
       <w:tab/>
-      <w:t>2026-06-15</w:t>
+      <w:t>2026-06-16</w:t>
       <w:br/>
       <w:br/>
     </w:r>

--- a/klagomål/A 12801-2026 FSC-klagomål.docx
+++ b/klagomål/A 12801-2026 FSC-klagomål.docx
@@ -1014,7 +1014,7 @@
     <w:r>
       <w:tab/>
       <w:tab/>
-      <w:t>2026-06-16</w:t>
+      <w:t>2026-06-17</w:t>
       <w:br/>
       <w:br/>
     </w:r>

--- a/klagomål/A 12801-2026 FSC-klagomål.docx
+++ b/klagomål/A 12801-2026 FSC-klagomål.docx
@@ -1,6 +1,6 @@
 
 <file path=word/document.xml><?xml version="1.0" encoding="utf-8"?>
-<w:document xmlns:wpc="http://schemas.microsoft.com/office/word/2010/wordprocessingCanvas" xmlns:cx="http://schemas.microsoft.com/office/drawing/2014/chartex" xmlns:cx1="http://schemas.microsoft.com/office/drawing/2015/9/8/chartex" xmlns:cx2="http://schemas.microsoft.com/office/drawing/2015/10/21/chartex" xmlns:cx3="http://schemas.microsoft.com/office/drawing/2016/5/9/chartex" xmlns:cx4="http://schemas.microsoft.com/office/drawing/2016/5/10/chartex" xmlns:cx5="http://schemas.microsoft.com/office/drawing/2016/5/11/chartex" xmlns:cx6="http://schemas.microsoft.com/office/drawing/2016/5/12/chartex" xmlns:cx7="http://schemas.microsoft.com/office/drawing/2016/5/13/chartex" xmlns:cx8="http://schemas.microsoft.com/office/drawing/2016/5/14/chartex" xmlns:mc="http://schemas.openxmlformats.org/markup-compatibility/2006" xmlns:aink="http://schemas.microsoft.com/office/drawing/2016/ink" xmlns:am3d="http://schemas.microsoft.com/office/drawing/2017/model3d" xmlns:o="urn:schemas-microsoft-com:office:office" xmlns:oel="http://schemas.microsoft.com/office/2019/extlst" xmlns:r="http://schemas.openxmlformats.org/officeDocument/2006/relationships" xmlns:m="http://schemas.openxmlformats.org/officeDocument/2006/math" xmlns:v="urn:schemas-microsoft-com:vml" xmlns:wp14="http://schemas.microsoft.com/office/word/2010/wordprocessingDrawing" xmlns:wp="http://schemas.openxmlformats.org/drawingml/2006/wordprocessingDrawing" xmlns:w10="urn:schemas-microsoft-com:office:word" xmlns:w="http://schemas.openxmlformats.org/wordprocessingml/2006/main" xmlns:w14="http://schemas.microsoft.com/office/word/2010/wordml" xmlns:w15="http://schemas.microsoft.com/office/word/2012/wordml" xmlns:w16cex="http://schemas.microsoft.com/office/word/2018/wordml/cex" xmlns:w16cid="http://schemas.microsoft.com/office/word/2016/wordml/cid" xmlns:w16="http://schemas.microsoft.com/office/word/2018/wordml" xmlns:w16sdtdh="http://schemas.microsoft.com/office/word/2020/wordml/sdtdatahash" xmlns:w16se="http://schemas.microsoft.com/office/word/2015/wordml/symex" xmlns:wpg="http://schemas.microsoft.com/office/word/2010/wordprocessingGroup" xmlns:wpi="http://schemas.microsoft.com/office/word/2010/wordprocessingInk" xmlns:wne="http://schemas.microsoft.com/office/word/2006/wordml" xmlns:wps="http://schemas.microsoft.com/office/word/2010/wordprocessingShape" mc:Ignorable="w14 w15 w16se w16cid w16 w16cex w16sdtdh wp14">
+<w:document xmlns:wpc="http://schemas.microsoft.com/office/word/2010/wordprocessingCanvas" xmlns:cx="http://schemas.microsoft.com/office/drawing/2014/chartex" xmlns:cx1="http://schemas.microsoft.com/office/drawing/2015/9/8/chartex" xmlns:cx2="http://schemas.microsoft.com/office/drawing/2015/10/21/chartex" xmlns:cx3="http://schemas.microsoft.com/office/drawing/2016/5/9/chartex" xmlns:cx4="http://schemas.microsoft.com/office/drawing/2016/5/10/chartex" xmlns:cx5="http://schemas.microsoft.com/office/drawing/2016/5/11/chartex" xmlns:cx6="http://schemas.microsoft.com/office/drawing/2016/5/12/chartex" xmlns:cx7="http://schemas.microsoft.com/office/drawing/2016/5/13/chartex" xmlns:cx8="http://schemas.microsoft.com/office/drawing/2016/5/14/chartex" xmlns:mc="http://schemas.openxmlformats.org/markup-compatibility/2006" xmlns:aink="http://schemas.microsoft.com/office/drawing/2016/ink" xmlns:am3d="http://schemas.microsoft.com/office/drawing/2017/model3d" xmlns:o="urn:schemas-microsoft-com:office:office" xmlns:oel="http://schemas.microsoft.com/office/2019/extlst" xmlns:r="http://schemas.openxmlformats.org/officeDocument/2006/relationships" xmlns:m="http://schemas.openxmlformats.org/officeDocument/2006/math" xmlns:v="urn:schemas-microsoft-com:vml" xmlns:wp14="http://schemas.microsoft.com/office/word/2010/wordprocessingDrawing" xmlns:wp="http://schemas.openxmlformats.org/drawingml/2006/wordprocessingDrawing" xmlns:w10="urn:schemas-microsoft-com:office:word" xmlns:w="http://schemas.openxmlformats.org/wordprocessingml/2006/main" xmlns:w14="http://schemas.microsoft.com/office/word/2010/wordml" xmlns:w15="http://schemas.microsoft.com/office/word/2012/wordml" xmlns:w16cex="http://schemas.microsoft.com/office/word/2018/wordml/cex" xmlns:w16cid="http://schemas.microsoft.com/office/word/2016/wordml/cid" xmlns:w16="http://schemas.microsoft.com/office/word/2018/wordml" xmlns:w16du="http://schemas.microsoft.com/office/word/2023/wordml/word16du" xmlns:w16sdtdh="http://schemas.microsoft.com/office/word/2020/wordml/sdtdatahash" xmlns:w16sdtfl="http://schemas.microsoft.com/office/word/2024/wordml/sdtformatlock" xmlns:w16se="http://schemas.microsoft.com/office/word/2015/wordml/symex" xmlns:wpg="http://schemas.microsoft.com/office/word/2010/wordprocessingGroup" xmlns:wpi="http://schemas.microsoft.com/office/word/2010/wordprocessingInk" xmlns:wne="http://schemas.microsoft.com/office/word/2006/wordml" xmlns:wps="http://schemas.microsoft.com/office/word/2010/wordprocessingShape" mc:Ignorable="w14 w15 w16se w16cid w16 w16cex w16sdtdh w16sdtfl w16du wp14">
   <w:body>
     <w:p>
       <w:r>
@@ -168,7 +168,7 @@
     </w:p>
     <w:p>
       <w:r>
-        <w:t>Detta dokument behandlar höga naturvärden i avverkningsanmälan A 12801-2026 i Ljusdals kommun. Denna avverkningsanmälan inkom 2026-03-11 08:56:17 och omfattar 16,9 ha.</w:t>
+        <w:t>Detta dokument behandlar höga naturvärden i avverkningsanmälan A 12801-2026 i Ljusdals kommun som inkom 2026-03-11 och omfattar 16,9 ha.</w:t>
       </w:r>
     </w:p>
     <w:p>
@@ -191,12 +191,15 @@
     </w:p>
     <w:p>
       <w:r>
-        <w:t>I avverkningsanmälan har följande 3 naturvårdsarter hittats: lunglav (NT), skrovellav (NT) och tjäder (§4). Av dessa är 2 rödlistade. För rödlistade arter har rödlistekategorin angivits inom parentes. För fridlysta arter anges även paragrafen i Artskyddsförordningen som arten är fridlyst enligt.</w:t>
+        <w:t>I avverkningsanmälan har följande 3 naturvårdsarter hittats: lunglav (NT, T), skrovellav (NT, T) och tjäder (T, §4). Av dessa är 2 rödlistade. För rödlistade arter har rödlistekategorin angivits inom parentes. Typiska arter inom Natura 2000 som är kopplade till skogsekosystem har markerats med (T). För fridlysta arter anges även paragrafen i Artskyddsförordningen som arten är fridlyst enligt.</w:t>
       </w:r>
     </w:p>
     <w:p>
       <w:r>
-        <w:t>De påträffade naturvårdsarterna är ett tydligt kvitto på att detta rör sig om en skog med höga naturvärden. I Figur 1 visas en karta över det avverkningsanmälda området, där samtliga fyndplatser för naturvårdsarter som finns registrerade på Artportalen har markerats.</w:t>
+        <w:t>De påträffade naturvårdsarterna är ett tydligt kvitto på att det rör sig om en skog med höga naturvärden.</w:t>
+      </w:r>
+      <w:r>
+        <w:t xml:space="preserve"> I Figur 1 visas fyndplatser för naturvårdsarter i området, som finns registrerade på Artportalen.</w:t>
       </w:r>
     </w:p>
     <w:p>
@@ -206,7 +209,7 @@
       <w:r>
         <w:drawing>
           <wp:inline xmlns:a="http://schemas.openxmlformats.org/drawingml/2006/main" xmlns:pic="http://schemas.openxmlformats.org/drawingml/2006/picture">
-            <wp:extent cx="5486400" cy="5123094"/>
+            <wp:extent cx="5486400" cy="5034823"/>
             <wp:docPr id="1" name="Picture 1"/>
             <wp:cNvGraphicFramePr>
               <a:graphicFrameLocks noChangeAspect="1"/>
@@ -227,7 +230,7 @@
                   <pic:spPr>
                     <a:xfrm>
                       <a:off x="0" y="0"/>
-                      <a:ext cx="5486400" cy="5123094"/>
+                      <a:ext cx="5486400" cy="5034823"/>
                     </a:xfrm>
                     <a:prstGeom prst="rect"/>
                   </pic:spPr>
@@ -241,9 +244,79 @@
     <w:p>
       <w:pPr>
         <w:pStyle w:val="Caption"/>
+        <w:spacing w:after="240"/>
       </w:pPr>
       <w:r>
-        <w:t>Figur 1. Fyndplatser för naturvårdsarter i det avverkningsanmälda området (röd linje). Markörer utan svart kant är placerade på fyndplatsen. Markörer med svart kant är placerade vid sidan av fyndplatsen och har ett svart streck som visar fyndplatsens exakta position. Kartans mittpunktskoordinat är N 6841290, E 479118 i SWEREF 99 TM.</w:t>
+        <w:t>Figur 1. Fyndplatser för naturvårdsarter i avverkningsanmälan (röd linje). Markörer utan svart kant är placerade på fyndplatsen. Markörer med svart kant är placerade vid sidan av fyndplatsen och har ett svart streck som visar fyndplatsens exakta position. Kartans mittpunktskoordinat är N 6841290, E 479118 i SWEREF 99 TM.</w:t>
+      </w:r>
+    </w:p>
+    <w:p>
+      <w:pPr>
+        <w:pStyle w:val="Heading2"/>
+      </w:pPr>
+      <w:r>
+        <w:t>Fridlysta arter</w:t>
+      </w:r>
+    </w:p>
+    <w:p>
+      <w:r>
+        <w:t>Följande fridlysta arter har sina livsmiljöer och växtplatser i den avverkningsanmälda skogen: tjäder (T, §4).</w:t>
+      </w:r>
+    </w:p>
+    <w:p>
+      <w:r>
+        <w:t xml:space="preserve">Observera att medlemsländerna är skyldiga att agera i enlighet med EU:s fågeldirektiv där det uttryckligen står att direktivet gäller för fåglar samt för deras ägg, bon och </w:t>
+      </w:r>
+      <w:r>
+        <w:rPr>
+          <w:b/>
+        </w:rPr>
+        <w:t xml:space="preserve">livsmiljöer </w:t>
+      </w:r>
+      <w:r>
+        <w:t>(artikel 1). Vidare att de åtgärder som vidtas inte får leda till en försämring av den nuvarande situationen beträffande bevarandet av de fågelarter som avses i artikel 1 (artikel 13). Fågeldirektivet är styrande för tillsynsansvariga myndigheters ärendehantering, ställningstaganden och beslutsfattande.</w:t>
+      </w:r>
+    </w:p>
+    <w:p>
+      <w:r>
+        <w:rPr>
+          <w:b/>
+        </w:rPr>
+        <w:t>Tjäder (§4)</w:t>
+      </w:r>
+      <w:r>
+        <w:t xml:space="preserve"> omfattas av bilaga 1 och 2 EU:s fågeldirektiv och är typisk art för </w:t>
+      </w:r>
+      <w:r>
+        <w:rPr>
+          <w:i/>
+        </w:rPr>
+        <w:t xml:space="preserve">9010 Taiga </w:t>
+      </w:r>
+      <w:r>
+        <w:t xml:space="preserve">och </w:t>
+      </w:r>
+      <w:r>
+        <w:rPr>
+          <w:i/>
+        </w:rPr>
+        <w:t>9740 Skogsbevuxen myr</w:t>
+      </w:r>
+      <w:r>
+        <w:t>. Tjädern är en utpräglad skogsfågel knuten till större sammanhängande barrskogsområden. Tupparna och hönorna utnyttjar till viss del olika miljöer, och habitatvalet varierar dessutom mellan olika delar av året. För att det ska finnas livskraftiga tjäderbestånd krävs funktionella skogslandskap med en blandning av uppvuxen, gles och luckig skog, täta sumpskogar, myrar och andra små våtmarker. Arten försvinner när skogen fragmenteras och den sammanlagda arealen hyggen och andra öppna områden blir för stor. Ett småskaligt och försiktigt virkesuttag genom hyggesfria metoder kan i vissa fall vara möjligt i området inom 200 m från lekcentrum. Längre ut från lekcentrum, inom 200–500 m bör den avverkade ytan inte överskrida 1 hektar för att undvika alltför stora och snabba förändringar (Skogsstyrelsen, 2019; SLU Artdatabanken, 2024).</w:t>
+      </w:r>
+    </w:p>
+    <w:p>
+      <w:r>
+        <w:t>I BILAGA 1 finns mer detaljerad information om ekologi samt krav på livsmiljö hos fridlysta arter.</w:t>
+      </w:r>
+    </w:p>
+    <w:p>
+      <w:pPr>
+        <w:pStyle w:val="Heading2"/>
+      </w:pPr>
+      <w:r>
+        <w:t>Övriga naturvårdsarter</w:t>
       </w:r>
     </w:p>
     <w:p>
@@ -347,67 +420,6 @@
       </w:r>
       <w:r>
         <w:t xml:space="preserve"> (SLU Artdatabanken, 2026; Nitare &amp; Skogsstyrelsen, 2019).</w:t>
-      </w:r>
-    </w:p>
-    <w:p>
-      <w:pPr>
-        <w:pStyle w:val="Heading1"/>
-      </w:pPr>
-      <w:r>
-        <w:t>Fridlysta arter</w:t>
-      </w:r>
-    </w:p>
-    <w:p>
-      <w:r>
-        <w:t>Följande fridlysta arter har sina livsmiljöer och växtplatser i den avverkningsanmälda skogen: tjäder (§4).</w:t>
-      </w:r>
-    </w:p>
-    <w:p>
-      <w:r>
-        <w:t xml:space="preserve">Observera att medlemsländerna är skyldiga att agera i enlighet med EU:s fågeldirektiv där det uttryckligen står att direktivet gäller för fåglar samt för deras ägg, bon och </w:t>
-      </w:r>
-      <w:r>
-        <w:rPr>
-          <w:b/>
-        </w:rPr>
-        <w:t xml:space="preserve">livsmiljöer </w:t>
-      </w:r>
-      <w:r>
-        <w:t>(artikel 1). Vidare att de åtgärder som vidtas inte får leda till en försämring av den nuvarande situationen beträffande bevarandet av de fågelarter som avses i artikel 1 (artikel 13). Fågeldirektivet är styrande för tillsynsansvariga myndigheters ärendehantering, ställningstaganden och beslutsfattande.</w:t>
-      </w:r>
-    </w:p>
-    <w:p>
-      <w:r>
-        <w:rPr>
-          <w:b/>
-        </w:rPr>
-        <w:t>Tjäder (§4)</w:t>
-      </w:r>
-      <w:r>
-        <w:t xml:space="preserve"> omfattas av bilaga 1 och 2 EU:s fågeldirektiv och är typisk art för </w:t>
-      </w:r>
-      <w:r>
-        <w:rPr>
-          <w:i/>
-        </w:rPr>
-        <w:t xml:space="preserve">9010 Taiga </w:t>
-      </w:r>
-      <w:r>
-        <w:t xml:space="preserve">och </w:t>
-      </w:r>
-      <w:r>
-        <w:rPr>
-          <w:i/>
-        </w:rPr>
-        <w:t>9740 Skogsbevuxen myr</w:t>
-      </w:r>
-      <w:r>
-        <w:t>. Tjädern är en utpräglad skogsfågel knuten till större sammanhängande barrskogsområden. Tupparna och hönorna utnyttjar till viss del olika miljöer, och habitatvalet varierar dessutom mellan olika delar av året. För att det ska finnas livskraftiga tjäderbestånd krävs funktionella skogslandskap med en blandning av uppvuxen, gles och luckig skog, täta sumpskogar, myrar och andra små våtmarker. Arten försvinner när skogen fragmenteras och den sammanlagda arealen hyggen och andra öppna områden blir för stor. Ett småskaligt och försiktigt virkesuttag genom hyggesfria metoder kan i vissa fall vara möjligt i området inom 200 m från lekcentrum. Längre ut från lekcentrum, inom 200–500 m bör den avverkade ytan inte överskrida 1 hektar för att undvika alltför stora och snabba förändringar (Skogsstyrelsen, 2019; SLU Artdatabanken, 2024).</w:t>
-      </w:r>
-    </w:p>
-    <w:p>
-      <w:r>
-        <w:t>I BILAGA 1 finns mer detaljerad information om ekologi samt krav på livsmiljö hos fridlysta arter.</w:t>
       </w:r>
     </w:p>
     <w:p>
@@ -904,7 +916,7 @@
 </file>
 
 <file path=word/endnotes.xml><?xml version="1.0" encoding="utf-8"?>
-<w:endnotes xmlns:wpc="http://schemas.microsoft.com/office/word/2010/wordprocessingCanvas" xmlns:cx="http://schemas.microsoft.com/office/drawing/2014/chartex" xmlns:cx1="http://schemas.microsoft.com/office/drawing/2015/9/8/chartex" xmlns:cx2="http://schemas.microsoft.com/office/drawing/2015/10/21/chartex" xmlns:cx3="http://schemas.microsoft.com/office/drawing/2016/5/9/chartex" xmlns:cx4="http://schemas.microsoft.com/office/drawing/2016/5/10/chartex" xmlns:cx5="http://schemas.microsoft.com/office/drawing/2016/5/11/chartex" xmlns:cx6="http://schemas.microsoft.com/office/drawing/2016/5/12/chartex" xmlns:cx7="http://schemas.microsoft.com/office/drawing/2016/5/13/chartex" xmlns:cx8="http://schemas.microsoft.com/office/drawing/2016/5/14/chartex" xmlns:mc="http://schemas.openxmlformats.org/markup-compatibility/2006" xmlns:aink="http://schemas.microsoft.com/office/drawing/2016/ink" xmlns:am3d="http://schemas.microsoft.com/office/drawing/2017/model3d" xmlns:o="urn:schemas-microsoft-com:office:office" xmlns:oel="http://schemas.microsoft.com/office/2019/extlst" xmlns:r="http://schemas.openxmlformats.org/officeDocument/2006/relationships" xmlns:m="http://schemas.openxmlformats.org/officeDocument/2006/math" xmlns:v="urn:schemas-microsoft-com:vml" xmlns:wp14="http://schemas.microsoft.com/office/word/2010/wordprocessingDrawing" xmlns:wp="http://schemas.openxmlformats.org/drawingml/2006/wordprocessingDrawing" xmlns:w10="urn:schemas-microsoft-com:office:word" xmlns:w="http://schemas.openxmlformats.org/wordprocessingml/2006/main" xmlns:w14="http://schemas.microsoft.com/office/word/2010/wordml" xmlns:w15="http://schemas.microsoft.com/office/word/2012/wordml" xmlns:w16cex="http://schemas.microsoft.com/office/word/2018/wordml/cex" xmlns:w16cid="http://schemas.microsoft.com/office/word/2016/wordml/cid" xmlns:w16="http://schemas.microsoft.com/office/word/2018/wordml" xmlns:w16sdtdh="http://schemas.microsoft.com/office/word/2020/wordml/sdtdatahash" xmlns:w16se="http://schemas.microsoft.com/office/word/2015/wordml/symex" xmlns:wpg="http://schemas.microsoft.com/office/word/2010/wordprocessingGroup" xmlns:wpi="http://schemas.microsoft.com/office/word/2010/wordprocessingInk" xmlns:wne="http://schemas.microsoft.com/office/word/2006/wordml" xmlns:wps="http://schemas.microsoft.com/office/word/2010/wordprocessingShape" mc:Ignorable="w14 w15 w16se w16cid w16 w16cex w16sdtdh wp14">
+<w:endnotes xmlns:wpc="http://schemas.microsoft.com/office/word/2010/wordprocessingCanvas" xmlns:cx="http://schemas.microsoft.com/office/drawing/2014/chartex" xmlns:cx1="http://schemas.microsoft.com/office/drawing/2015/9/8/chartex" xmlns:cx2="http://schemas.microsoft.com/office/drawing/2015/10/21/chartex" xmlns:cx3="http://schemas.microsoft.com/office/drawing/2016/5/9/chartex" xmlns:cx4="http://schemas.microsoft.com/office/drawing/2016/5/10/chartex" xmlns:cx5="http://schemas.microsoft.com/office/drawing/2016/5/11/chartex" xmlns:cx6="http://schemas.microsoft.com/office/drawing/2016/5/12/chartex" xmlns:cx7="http://schemas.microsoft.com/office/drawing/2016/5/13/chartex" xmlns:cx8="http://schemas.microsoft.com/office/drawing/2016/5/14/chartex" xmlns:mc="http://schemas.openxmlformats.org/markup-compatibility/2006" xmlns:aink="http://schemas.microsoft.com/office/drawing/2016/ink" xmlns:am3d="http://schemas.microsoft.com/office/drawing/2017/model3d" xmlns:o="urn:schemas-microsoft-com:office:office" xmlns:oel="http://schemas.microsoft.com/office/2019/extlst" xmlns:r="http://schemas.openxmlformats.org/officeDocument/2006/relationships" xmlns:m="http://schemas.openxmlformats.org/officeDocument/2006/math" xmlns:v="urn:schemas-microsoft-com:vml" xmlns:wp14="http://schemas.microsoft.com/office/word/2010/wordprocessingDrawing" xmlns:wp="http://schemas.openxmlformats.org/drawingml/2006/wordprocessingDrawing" xmlns:w10="urn:schemas-microsoft-com:office:word" xmlns:w="http://schemas.openxmlformats.org/wordprocessingml/2006/main" xmlns:w14="http://schemas.microsoft.com/office/word/2010/wordml" xmlns:w15="http://schemas.microsoft.com/office/word/2012/wordml" xmlns:w16cex="http://schemas.microsoft.com/office/word/2018/wordml/cex" xmlns:w16cid="http://schemas.microsoft.com/office/word/2016/wordml/cid" xmlns:w16="http://schemas.microsoft.com/office/word/2018/wordml" xmlns:w16du="http://schemas.microsoft.com/office/word/2023/wordml/word16du" xmlns:w16sdtdh="http://schemas.microsoft.com/office/word/2020/wordml/sdtdatahash" xmlns:w16sdtfl="http://schemas.microsoft.com/office/word/2024/wordml/sdtformatlock" xmlns:w16se="http://schemas.microsoft.com/office/word/2015/wordml/symex" xmlns:wpg="http://schemas.microsoft.com/office/word/2010/wordprocessingGroup" xmlns:wpi="http://schemas.microsoft.com/office/word/2010/wordprocessingInk" xmlns:wne="http://schemas.microsoft.com/office/word/2006/wordml" xmlns:wps="http://schemas.microsoft.com/office/word/2010/wordprocessingShape" mc:Ignorable="w14 w15 w16se w16cid w16 w16cex w16sdtdh w16sdtfl w16du wp14">
   <w:endnote w:type="separator" w:id="-1">
     <w:p>
       <w:pPr>
@@ -929,7 +941,7 @@
 </file>
 
 <file path=word/footer1.xml><?xml version="1.0" encoding="utf-8"?>
-<w:ftr xmlns:wpc="http://schemas.microsoft.com/office/word/2010/wordprocessingCanvas" xmlns:cx="http://schemas.microsoft.com/office/drawing/2014/chartex" xmlns:cx1="http://schemas.microsoft.com/office/drawing/2015/9/8/chartex" xmlns:cx2="http://schemas.microsoft.com/office/drawing/2015/10/21/chartex" xmlns:cx3="http://schemas.microsoft.com/office/drawing/2016/5/9/chartex" xmlns:cx4="http://schemas.microsoft.com/office/drawing/2016/5/10/chartex" xmlns:cx5="http://schemas.microsoft.com/office/drawing/2016/5/11/chartex" xmlns:cx6="http://schemas.microsoft.com/office/drawing/2016/5/12/chartex" xmlns:cx7="http://schemas.microsoft.com/office/drawing/2016/5/13/chartex" xmlns:cx8="http://schemas.microsoft.com/office/drawing/2016/5/14/chartex" xmlns:mc="http://schemas.openxmlformats.org/markup-compatibility/2006" xmlns:aink="http://schemas.microsoft.com/office/drawing/2016/ink" xmlns:am3d="http://schemas.microsoft.com/office/drawing/2017/model3d" xmlns:o="urn:schemas-microsoft-com:office:office" xmlns:oel="http://schemas.microsoft.com/office/2019/extlst" xmlns:r="http://schemas.openxmlformats.org/officeDocument/2006/relationships" xmlns:m="http://schemas.openxmlformats.org/officeDocument/2006/math" xmlns:v="urn:schemas-microsoft-com:vml" xmlns:wp14="http://schemas.microsoft.com/office/word/2010/wordprocessingDrawing" xmlns:wp="http://schemas.openxmlformats.org/drawingml/2006/wordprocessingDrawing" xmlns:w10="urn:schemas-microsoft-com:office:word" xmlns:w="http://schemas.openxmlformats.org/wordprocessingml/2006/main" xmlns:w14="http://schemas.microsoft.com/office/word/2010/wordml" xmlns:w15="http://schemas.microsoft.com/office/word/2012/wordml" xmlns:w16cex="http://schemas.microsoft.com/office/word/2018/wordml/cex" xmlns:w16cid="http://schemas.microsoft.com/office/word/2016/wordml/cid" xmlns:w16="http://schemas.microsoft.com/office/word/2018/wordml" xmlns:w16sdtdh="http://schemas.microsoft.com/office/word/2020/wordml/sdtdatahash" xmlns:w16se="http://schemas.microsoft.com/office/word/2015/wordml/symex" xmlns:wpg="http://schemas.microsoft.com/office/word/2010/wordprocessingGroup" xmlns:wpi="http://schemas.microsoft.com/office/word/2010/wordprocessingInk" xmlns:wne="http://schemas.microsoft.com/office/word/2006/wordml" xmlns:wps="http://schemas.microsoft.com/office/word/2010/wordprocessingShape" mc:Ignorable="w14 w15 w16se w16cid w16 w16cex w16sdtdh wp14">
+<w:ftr xmlns:wpc="http://schemas.microsoft.com/office/word/2010/wordprocessingCanvas" xmlns:cx="http://schemas.microsoft.com/office/drawing/2014/chartex" xmlns:cx1="http://schemas.microsoft.com/office/drawing/2015/9/8/chartex" xmlns:cx2="http://schemas.microsoft.com/office/drawing/2015/10/21/chartex" xmlns:cx3="http://schemas.microsoft.com/office/drawing/2016/5/9/chartex" xmlns:cx4="http://schemas.microsoft.com/office/drawing/2016/5/10/chartex" xmlns:cx5="http://schemas.microsoft.com/office/drawing/2016/5/11/chartex" xmlns:cx6="http://schemas.microsoft.com/office/drawing/2016/5/12/chartex" xmlns:cx7="http://schemas.microsoft.com/office/drawing/2016/5/13/chartex" xmlns:cx8="http://schemas.microsoft.com/office/drawing/2016/5/14/chartex" xmlns:mc="http://schemas.openxmlformats.org/markup-compatibility/2006" xmlns:aink="http://schemas.microsoft.com/office/drawing/2016/ink" xmlns:am3d="http://schemas.microsoft.com/office/drawing/2017/model3d" xmlns:o="urn:schemas-microsoft-com:office:office" xmlns:oel="http://schemas.microsoft.com/office/2019/extlst" xmlns:r="http://schemas.openxmlformats.org/officeDocument/2006/relationships" xmlns:m="http://schemas.openxmlformats.org/officeDocument/2006/math" xmlns:v="urn:schemas-microsoft-com:vml" xmlns:wp14="http://schemas.microsoft.com/office/word/2010/wordprocessingDrawing" xmlns:wp="http://schemas.openxmlformats.org/drawingml/2006/wordprocessingDrawing" xmlns:w10="urn:schemas-microsoft-com:office:word" xmlns:w="http://schemas.openxmlformats.org/wordprocessingml/2006/main" xmlns:w14="http://schemas.microsoft.com/office/word/2010/wordml" xmlns:w15="http://schemas.microsoft.com/office/word/2012/wordml" xmlns:w16cex="http://schemas.microsoft.com/office/word/2018/wordml/cex" xmlns:w16cid="http://schemas.microsoft.com/office/word/2016/wordml/cid" xmlns:w16="http://schemas.microsoft.com/office/word/2018/wordml" xmlns:w16du="http://schemas.microsoft.com/office/word/2023/wordml/word16du" xmlns:w16sdtdh="http://schemas.microsoft.com/office/word/2020/wordml/sdtdatahash" xmlns:w16sdtfl="http://schemas.microsoft.com/office/word/2024/wordml/sdtformatlock" xmlns:w16se="http://schemas.microsoft.com/office/word/2015/wordml/symex" xmlns:wpg="http://schemas.microsoft.com/office/word/2010/wordprocessingGroup" xmlns:wpi="http://schemas.microsoft.com/office/word/2010/wordprocessingInk" xmlns:wne="http://schemas.microsoft.com/office/word/2006/wordml" xmlns:wps="http://schemas.microsoft.com/office/word/2010/wordprocessingShape" mc:Ignorable="w14 w15 w16se w16cid w16 w16cex w16sdtdh w16sdtfl w16du wp14">
   <w:p>
     <w:pPr>
       <w:pStyle w:val="Footer"/>
@@ -939,7 +951,7 @@
 </file>
 
 <file path=word/footer2.xml><?xml version="1.0" encoding="utf-8"?>
-<w:ftr xmlns:wpc="http://schemas.microsoft.com/office/word/2010/wordprocessingCanvas" xmlns:cx="http://schemas.microsoft.com/office/drawing/2014/chartex" xmlns:cx1="http://schemas.microsoft.com/office/drawing/2015/9/8/chartex" xmlns:cx2="http://schemas.microsoft.com/office/drawing/2015/10/21/chartex" xmlns:cx3="http://schemas.microsoft.com/office/drawing/2016/5/9/chartex" xmlns:cx4="http://schemas.microsoft.com/office/drawing/2016/5/10/chartex" xmlns:cx5="http://schemas.microsoft.com/office/drawing/2016/5/11/chartex" xmlns:cx6="http://schemas.microsoft.com/office/drawing/2016/5/12/chartex" xmlns:cx7="http://schemas.microsoft.com/office/drawing/2016/5/13/chartex" xmlns:cx8="http://schemas.microsoft.com/office/drawing/2016/5/14/chartex" xmlns:mc="http://schemas.openxmlformats.org/markup-compatibility/2006" xmlns:aink="http://schemas.microsoft.com/office/drawing/2016/ink" xmlns:am3d="http://schemas.microsoft.com/office/drawing/2017/model3d" xmlns:o="urn:schemas-microsoft-com:office:office" xmlns:oel="http://schemas.microsoft.com/office/2019/extlst" xmlns:r="http://schemas.openxmlformats.org/officeDocument/2006/relationships" xmlns:m="http://schemas.openxmlformats.org/officeDocument/2006/math" xmlns:v="urn:schemas-microsoft-com:vml" xmlns:wp14="http://schemas.microsoft.com/office/word/2010/wordprocessingDrawing" xmlns:wp="http://schemas.openxmlformats.org/drawingml/2006/wordprocessingDrawing" xmlns:w10="urn:schemas-microsoft-com:office:word" xmlns:w="http://schemas.openxmlformats.org/wordprocessingml/2006/main" xmlns:w14="http://schemas.microsoft.com/office/word/2010/wordml" xmlns:w15="http://schemas.microsoft.com/office/word/2012/wordml" xmlns:w16cex="http://schemas.microsoft.com/office/word/2018/wordml/cex" xmlns:w16cid="http://schemas.microsoft.com/office/word/2016/wordml/cid" xmlns:w16="http://schemas.microsoft.com/office/word/2018/wordml" xmlns:w16sdtdh="http://schemas.microsoft.com/office/word/2020/wordml/sdtdatahash" xmlns:w16se="http://schemas.microsoft.com/office/word/2015/wordml/symex" xmlns:wpg="http://schemas.microsoft.com/office/word/2010/wordprocessingGroup" xmlns:wpi="http://schemas.microsoft.com/office/word/2010/wordprocessingInk" xmlns:wne="http://schemas.microsoft.com/office/word/2006/wordml" xmlns:wps="http://schemas.microsoft.com/office/word/2010/wordprocessingShape" mc:Ignorable="w14 w15 w16se w16cid w16 w16cex w16sdtdh wp14">
+<w:ftr xmlns:wpc="http://schemas.microsoft.com/office/word/2010/wordprocessingCanvas" xmlns:cx="http://schemas.microsoft.com/office/drawing/2014/chartex" xmlns:cx1="http://schemas.microsoft.com/office/drawing/2015/9/8/chartex" xmlns:cx2="http://schemas.microsoft.com/office/drawing/2015/10/21/chartex" xmlns:cx3="http://schemas.microsoft.com/office/drawing/2016/5/9/chartex" xmlns:cx4="http://schemas.microsoft.com/office/drawing/2016/5/10/chartex" xmlns:cx5="http://schemas.microsoft.com/office/drawing/2016/5/11/chartex" xmlns:cx6="http://schemas.microsoft.com/office/drawing/2016/5/12/chartex" xmlns:cx7="http://schemas.microsoft.com/office/drawing/2016/5/13/chartex" xmlns:cx8="http://schemas.microsoft.com/office/drawing/2016/5/14/chartex" xmlns:mc="http://schemas.openxmlformats.org/markup-compatibility/2006" xmlns:aink="http://schemas.microsoft.com/office/drawing/2016/ink" xmlns:am3d="http://schemas.microsoft.com/office/drawing/2017/model3d" xmlns:o="urn:schemas-microsoft-com:office:office" xmlns:oel="http://schemas.microsoft.com/office/2019/extlst" xmlns:r="http://schemas.openxmlformats.org/officeDocument/2006/relationships" xmlns:m="http://schemas.openxmlformats.org/officeDocument/2006/math" xmlns:v="urn:schemas-microsoft-com:vml" xmlns:wp14="http://schemas.microsoft.com/office/word/2010/wordprocessingDrawing" xmlns:wp="http://schemas.openxmlformats.org/drawingml/2006/wordprocessingDrawing" xmlns:w10="urn:schemas-microsoft-com:office:word" xmlns:w="http://schemas.openxmlformats.org/wordprocessingml/2006/main" xmlns:w14="http://schemas.microsoft.com/office/word/2010/wordml" xmlns:w15="http://schemas.microsoft.com/office/word/2012/wordml" xmlns:w16cex="http://schemas.microsoft.com/office/word/2018/wordml/cex" xmlns:w16cid="http://schemas.microsoft.com/office/word/2016/wordml/cid" xmlns:w16="http://schemas.microsoft.com/office/word/2018/wordml" xmlns:w16du="http://schemas.microsoft.com/office/word/2023/wordml/word16du" xmlns:w16sdtdh="http://schemas.microsoft.com/office/word/2020/wordml/sdtdatahash" xmlns:w16sdtfl="http://schemas.microsoft.com/office/word/2024/wordml/sdtformatlock" xmlns:w16se="http://schemas.microsoft.com/office/word/2015/wordml/symex" xmlns:wpg="http://schemas.microsoft.com/office/word/2010/wordprocessingGroup" xmlns:wpi="http://schemas.microsoft.com/office/word/2010/wordprocessingInk" xmlns:wne="http://schemas.microsoft.com/office/word/2006/wordml" xmlns:wps="http://schemas.microsoft.com/office/word/2010/wordprocessingShape" mc:Ignorable="w14 w15 w16se w16cid w16 w16cex w16sdtdh w16sdtfl w16du wp14">
   <w:p>
     <w:pPr>
       <w:pStyle w:val="Footer"/>
@@ -949,7 +961,7 @@
 </file>
 
 <file path=word/footer3.xml><?xml version="1.0" encoding="utf-8"?>
-<w:ftr xmlns:wpc="http://schemas.microsoft.com/office/word/2010/wordprocessingCanvas" xmlns:cx="http://schemas.microsoft.com/office/drawing/2014/chartex" xmlns:cx1="http://schemas.microsoft.com/office/drawing/2015/9/8/chartex" xmlns:cx2="http://schemas.microsoft.com/office/drawing/2015/10/21/chartex" xmlns:cx3="http://schemas.microsoft.com/office/drawing/2016/5/9/chartex" xmlns:cx4="http://schemas.microsoft.com/office/drawing/2016/5/10/chartex" xmlns:cx5="http://schemas.microsoft.com/office/drawing/2016/5/11/chartex" xmlns:cx6="http://schemas.microsoft.com/office/drawing/2016/5/12/chartex" xmlns:cx7="http://schemas.microsoft.com/office/drawing/2016/5/13/chartex" xmlns:cx8="http://schemas.microsoft.com/office/drawing/2016/5/14/chartex" xmlns:mc="http://schemas.openxmlformats.org/markup-compatibility/2006" xmlns:aink="http://schemas.microsoft.com/office/drawing/2016/ink" xmlns:am3d="http://schemas.microsoft.com/office/drawing/2017/model3d" xmlns:o="urn:schemas-microsoft-com:office:office" xmlns:oel="http://schemas.microsoft.com/office/2019/extlst" xmlns:r="http://schemas.openxmlformats.org/officeDocument/2006/relationships" xmlns:m="http://schemas.openxmlformats.org/officeDocument/2006/math" xmlns:v="urn:schemas-microsoft-com:vml" xmlns:wp14="http://schemas.microsoft.com/office/word/2010/wordprocessingDrawing" xmlns:wp="http://schemas.openxmlformats.org/drawingml/2006/wordprocessingDrawing" xmlns:w10="urn:schemas-microsoft-com:office:word" xmlns:w="http://schemas.openxmlformats.org/wordprocessingml/2006/main" xmlns:w14="http://schemas.microsoft.com/office/word/2010/wordml" xmlns:w15="http://schemas.microsoft.com/office/word/2012/wordml" xmlns:w16cex="http://schemas.microsoft.com/office/word/2018/wordml/cex" xmlns:w16cid="http://schemas.microsoft.com/office/word/2016/wordml/cid" xmlns:w16="http://schemas.microsoft.com/office/word/2018/wordml" xmlns:w16sdtdh="http://schemas.microsoft.com/office/word/2020/wordml/sdtdatahash" xmlns:w16se="http://schemas.microsoft.com/office/word/2015/wordml/symex" xmlns:wpg="http://schemas.microsoft.com/office/word/2010/wordprocessingGroup" xmlns:wpi="http://schemas.microsoft.com/office/word/2010/wordprocessingInk" xmlns:wne="http://schemas.microsoft.com/office/word/2006/wordml" xmlns:wps="http://schemas.microsoft.com/office/word/2010/wordprocessingShape" mc:Ignorable="w14 w15 w16se w16cid w16 w16cex w16sdtdh wp14">
+<w:ftr xmlns:wpc="http://schemas.microsoft.com/office/word/2010/wordprocessingCanvas" xmlns:cx="http://schemas.microsoft.com/office/drawing/2014/chartex" xmlns:cx1="http://schemas.microsoft.com/office/drawing/2015/9/8/chartex" xmlns:cx2="http://schemas.microsoft.com/office/drawing/2015/10/21/chartex" xmlns:cx3="http://schemas.microsoft.com/office/drawing/2016/5/9/chartex" xmlns:cx4="http://schemas.microsoft.com/office/drawing/2016/5/10/chartex" xmlns:cx5="http://schemas.microsoft.com/office/drawing/2016/5/11/chartex" xmlns:cx6="http://schemas.microsoft.com/office/drawing/2016/5/12/chartex" xmlns:cx7="http://schemas.microsoft.com/office/drawing/2016/5/13/chartex" xmlns:cx8="http://schemas.microsoft.com/office/drawing/2016/5/14/chartex" xmlns:mc="http://schemas.openxmlformats.org/markup-compatibility/2006" xmlns:aink="http://schemas.microsoft.com/office/drawing/2016/ink" xmlns:am3d="http://schemas.microsoft.com/office/drawing/2017/model3d" xmlns:o="urn:schemas-microsoft-com:office:office" xmlns:oel="http://schemas.microsoft.com/office/2019/extlst" xmlns:r="http://schemas.openxmlformats.org/officeDocument/2006/relationships" xmlns:m="http://schemas.openxmlformats.org/officeDocument/2006/math" xmlns:v="urn:schemas-microsoft-com:vml" xmlns:wp14="http://schemas.microsoft.com/office/word/2010/wordprocessingDrawing" xmlns:wp="http://schemas.openxmlformats.org/drawingml/2006/wordprocessingDrawing" xmlns:w10="urn:schemas-microsoft-com:office:word" xmlns:w="http://schemas.openxmlformats.org/wordprocessingml/2006/main" xmlns:w14="http://schemas.microsoft.com/office/word/2010/wordml" xmlns:w15="http://schemas.microsoft.com/office/word/2012/wordml" xmlns:w16cex="http://schemas.microsoft.com/office/word/2018/wordml/cex" xmlns:w16cid="http://schemas.microsoft.com/office/word/2016/wordml/cid" xmlns:w16="http://schemas.microsoft.com/office/word/2018/wordml" xmlns:w16du="http://schemas.microsoft.com/office/word/2023/wordml/word16du" xmlns:w16sdtdh="http://schemas.microsoft.com/office/word/2020/wordml/sdtdatahash" xmlns:w16sdtfl="http://schemas.microsoft.com/office/word/2024/wordml/sdtformatlock" xmlns:w16se="http://schemas.microsoft.com/office/word/2015/wordml/symex" xmlns:wpg="http://schemas.microsoft.com/office/word/2010/wordprocessingGroup" xmlns:wpi="http://schemas.microsoft.com/office/word/2010/wordprocessingInk" xmlns:wne="http://schemas.microsoft.com/office/word/2006/wordml" xmlns:wps="http://schemas.microsoft.com/office/word/2010/wordprocessingShape" mc:Ignorable="w14 w15 w16se w16cid w16 w16cex w16sdtdh w16sdtfl w16du wp14">
   <w:p>
     <w:pPr>
       <w:pStyle w:val="Footer"/>
@@ -959,7 +971,7 @@
 </file>
 
 <file path=word/footnotes.xml><?xml version="1.0" encoding="utf-8"?>
-<w:footnotes xmlns:wpc="http://schemas.microsoft.com/office/word/2010/wordprocessingCanvas" xmlns:cx="http://schemas.microsoft.com/office/drawing/2014/chartex" xmlns:cx1="http://schemas.microsoft.com/office/drawing/2015/9/8/chartex" xmlns:cx2="http://schemas.microsoft.com/office/drawing/2015/10/21/chartex" xmlns:cx3="http://schemas.microsoft.com/office/drawing/2016/5/9/chartex" xmlns:cx4="http://schemas.microsoft.com/office/drawing/2016/5/10/chartex" xmlns:cx5="http://schemas.microsoft.com/office/drawing/2016/5/11/chartex" xmlns:cx6="http://schemas.microsoft.com/office/drawing/2016/5/12/chartex" xmlns:cx7="http://schemas.microsoft.com/office/drawing/2016/5/13/chartex" xmlns:cx8="http://schemas.microsoft.com/office/drawing/2016/5/14/chartex" xmlns:mc="http://schemas.openxmlformats.org/markup-compatibility/2006" xmlns:aink="http://schemas.microsoft.com/office/drawing/2016/ink" xmlns:am3d="http://schemas.microsoft.com/office/drawing/2017/model3d" xmlns:o="urn:schemas-microsoft-com:office:office" xmlns:oel="http://schemas.microsoft.com/office/2019/extlst" xmlns:r="http://schemas.openxmlformats.org/officeDocument/2006/relationships" xmlns:m="http://schemas.openxmlformats.org/officeDocument/2006/math" xmlns:v="urn:schemas-microsoft-com:vml" xmlns:wp14="http://schemas.microsoft.com/office/word/2010/wordprocessingDrawing" xmlns:wp="http://schemas.openxmlformats.org/drawingml/2006/wordprocessingDrawing" xmlns:w10="urn:schemas-microsoft-com:office:word" xmlns:w="http://schemas.openxmlformats.org/wordprocessingml/2006/main" xmlns:w14="http://schemas.microsoft.com/office/word/2010/wordml" xmlns:w15="http://schemas.microsoft.com/office/word/2012/wordml" xmlns:w16cex="http://schemas.microsoft.com/office/word/2018/wordml/cex" xmlns:w16cid="http://schemas.microsoft.com/office/word/2016/wordml/cid" xmlns:w16="http://schemas.microsoft.com/office/word/2018/wordml" xmlns:w16sdtdh="http://schemas.microsoft.com/office/word/2020/wordml/sdtdatahash" xmlns:w16se="http://schemas.microsoft.com/office/word/2015/wordml/symex" xmlns:wpg="http://schemas.microsoft.com/office/word/2010/wordprocessingGroup" xmlns:wpi="http://schemas.microsoft.com/office/word/2010/wordprocessingInk" xmlns:wne="http://schemas.microsoft.com/office/word/2006/wordml" xmlns:wps="http://schemas.microsoft.com/office/word/2010/wordprocessingShape" mc:Ignorable="w14 w15 w16se w16cid w16 w16cex w16sdtdh wp14">
+<w:footnotes xmlns:wpc="http://schemas.microsoft.com/office/word/2010/wordprocessingCanvas" xmlns:cx="http://schemas.microsoft.com/office/drawing/2014/chartex" xmlns:cx1="http://schemas.microsoft.com/office/drawing/2015/9/8/chartex" xmlns:cx2="http://schemas.microsoft.com/office/drawing/2015/10/21/chartex" xmlns:cx3="http://schemas.microsoft.com/office/drawing/2016/5/9/chartex" xmlns:cx4="http://schemas.microsoft.com/office/drawing/2016/5/10/chartex" xmlns:cx5="http://schemas.microsoft.com/office/drawing/2016/5/11/chartex" xmlns:cx6="http://schemas.microsoft.com/office/drawing/2016/5/12/chartex" xmlns:cx7="http://schemas.microsoft.com/office/drawing/2016/5/13/chartex" xmlns:cx8="http://schemas.microsoft.com/office/drawing/2016/5/14/chartex" xmlns:mc="http://schemas.openxmlformats.org/markup-compatibility/2006" xmlns:aink="http://schemas.microsoft.com/office/drawing/2016/ink" xmlns:am3d="http://schemas.microsoft.com/office/drawing/2017/model3d" xmlns:o="urn:schemas-microsoft-com:office:office" xmlns:oel="http://schemas.microsoft.com/office/2019/extlst" xmlns:r="http://schemas.openxmlformats.org/officeDocument/2006/relationships" xmlns:m="http://schemas.openxmlformats.org/officeDocument/2006/math" xmlns:v="urn:schemas-microsoft-com:vml" xmlns:wp14="http://schemas.microsoft.com/office/word/2010/wordprocessingDrawing" xmlns:wp="http://schemas.openxmlformats.org/drawingml/2006/wordprocessingDrawing" xmlns:w10="urn:schemas-microsoft-com:office:word" xmlns:w="http://schemas.openxmlformats.org/wordprocessingml/2006/main" xmlns:w14="http://schemas.microsoft.com/office/word/2010/wordml" xmlns:w15="http://schemas.microsoft.com/office/word/2012/wordml" xmlns:w16cex="http://schemas.microsoft.com/office/word/2018/wordml/cex" xmlns:w16cid="http://schemas.microsoft.com/office/word/2016/wordml/cid" xmlns:w16="http://schemas.microsoft.com/office/word/2018/wordml" xmlns:w16du="http://schemas.microsoft.com/office/word/2023/wordml/word16du" xmlns:w16sdtdh="http://schemas.microsoft.com/office/word/2020/wordml/sdtdatahash" xmlns:w16sdtfl="http://schemas.microsoft.com/office/word/2024/wordml/sdtformatlock" xmlns:w16se="http://schemas.microsoft.com/office/word/2015/wordml/symex" xmlns:wpg="http://schemas.microsoft.com/office/word/2010/wordprocessingGroup" xmlns:wpi="http://schemas.microsoft.com/office/word/2010/wordprocessingInk" xmlns:wne="http://schemas.microsoft.com/office/word/2006/wordml" xmlns:wps="http://schemas.microsoft.com/office/word/2010/wordprocessingShape" mc:Ignorable="w14 w15 w16se w16cid w16 w16cex w16sdtdh w16sdtfl w16du wp14">
   <w:footnote w:type="separator" w:id="-1">
     <w:p>
       <w:pPr>
@@ -984,7 +996,7 @@
 </file>
 
 <file path=word/header1.xml><?xml version="1.0" encoding="utf-8"?>
-<w:hdr xmlns:wpc="http://schemas.microsoft.com/office/word/2010/wordprocessingCanvas" xmlns:cx="http://schemas.microsoft.com/office/drawing/2014/chartex" xmlns:cx1="http://schemas.microsoft.com/office/drawing/2015/9/8/chartex" xmlns:cx2="http://schemas.microsoft.com/office/drawing/2015/10/21/chartex" xmlns:cx3="http://schemas.microsoft.com/office/drawing/2016/5/9/chartex" xmlns:cx4="http://schemas.microsoft.com/office/drawing/2016/5/10/chartex" xmlns:cx5="http://schemas.microsoft.com/office/drawing/2016/5/11/chartex" xmlns:cx6="http://schemas.microsoft.com/office/drawing/2016/5/12/chartex" xmlns:cx7="http://schemas.microsoft.com/office/drawing/2016/5/13/chartex" xmlns:cx8="http://schemas.microsoft.com/office/drawing/2016/5/14/chartex" xmlns:mc="http://schemas.openxmlformats.org/markup-compatibility/2006" xmlns:aink="http://schemas.microsoft.com/office/drawing/2016/ink" xmlns:am3d="http://schemas.microsoft.com/office/drawing/2017/model3d" xmlns:o="urn:schemas-microsoft-com:office:office" xmlns:oel="http://schemas.microsoft.com/office/2019/extlst" xmlns:r="http://schemas.openxmlformats.org/officeDocument/2006/relationships" xmlns:m="http://schemas.openxmlformats.org/officeDocument/2006/math" xmlns:v="urn:schemas-microsoft-com:vml" xmlns:wp14="http://schemas.microsoft.com/office/word/2010/wordprocessingDrawing" xmlns:wp="http://schemas.openxmlformats.org/drawingml/2006/wordprocessingDrawing" xmlns:w10="urn:schemas-microsoft-com:office:word" xmlns:w="http://schemas.openxmlformats.org/wordprocessingml/2006/main" xmlns:w14="http://schemas.microsoft.com/office/word/2010/wordml" xmlns:w15="http://schemas.microsoft.com/office/word/2012/wordml" xmlns:w16cex="http://schemas.microsoft.com/office/word/2018/wordml/cex" xmlns:w16cid="http://schemas.microsoft.com/office/word/2016/wordml/cid" xmlns:w16="http://schemas.microsoft.com/office/word/2018/wordml" xmlns:w16sdtdh="http://schemas.microsoft.com/office/word/2020/wordml/sdtdatahash" xmlns:w16se="http://schemas.microsoft.com/office/word/2015/wordml/symex" xmlns:wpg="http://schemas.microsoft.com/office/word/2010/wordprocessingGroup" xmlns:wpi="http://schemas.microsoft.com/office/word/2010/wordprocessingInk" xmlns:wne="http://schemas.microsoft.com/office/word/2006/wordml" xmlns:wps="http://schemas.microsoft.com/office/word/2010/wordprocessingShape" mc:Ignorable="w14 w15 w16se w16cid w16 w16cex w16sdtdh wp14">
+<w:hdr xmlns:wpc="http://schemas.microsoft.com/office/word/2010/wordprocessingCanvas" xmlns:cx="http://schemas.microsoft.com/office/drawing/2014/chartex" xmlns:cx1="http://schemas.microsoft.com/office/drawing/2015/9/8/chartex" xmlns:cx2="http://schemas.microsoft.com/office/drawing/2015/10/21/chartex" xmlns:cx3="http://schemas.microsoft.com/office/drawing/2016/5/9/chartex" xmlns:cx4="http://schemas.microsoft.com/office/drawing/2016/5/10/chartex" xmlns:cx5="http://schemas.microsoft.com/office/drawing/2016/5/11/chartex" xmlns:cx6="http://schemas.microsoft.com/office/drawing/2016/5/12/chartex" xmlns:cx7="http://schemas.microsoft.com/office/drawing/2016/5/13/chartex" xmlns:cx8="http://schemas.microsoft.com/office/drawing/2016/5/14/chartex" xmlns:mc="http://schemas.openxmlformats.org/markup-compatibility/2006" xmlns:aink="http://schemas.microsoft.com/office/drawing/2016/ink" xmlns:am3d="http://schemas.microsoft.com/office/drawing/2017/model3d" xmlns:o="urn:schemas-microsoft-com:office:office" xmlns:oel="http://schemas.microsoft.com/office/2019/extlst" xmlns:r="http://schemas.openxmlformats.org/officeDocument/2006/relationships" xmlns:m="http://schemas.openxmlformats.org/officeDocument/2006/math" xmlns:v="urn:schemas-microsoft-com:vml" xmlns:wp14="http://schemas.microsoft.com/office/word/2010/wordprocessingDrawing" xmlns:wp="http://schemas.openxmlformats.org/drawingml/2006/wordprocessingDrawing" xmlns:w10="urn:schemas-microsoft-com:office:word" xmlns:w="http://schemas.openxmlformats.org/wordprocessingml/2006/main" xmlns:w14="http://schemas.microsoft.com/office/word/2010/wordml" xmlns:w15="http://schemas.microsoft.com/office/word/2012/wordml" xmlns:w16cex="http://schemas.microsoft.com/office/word/2018/wordml/cex" xmlns:w16cid="http://schemas.microsoft.com/office/word/2016/wordml/cid" xmlns:w16="http://schemas.microsoft.com/office/word/2018/wordml" xmlns:w16du="http://schemas.microsoft.com/office/word/2023/wordml/word16du" xmlns:w16sdtdh="http://schemas.microsoft.com/office/word/2020/wordml/sdtdatahash" xmlns:w16sdtfl="http://schemas.microsoft.com/office/word/2024/wordml/sdtformatlock" xmlns:w16se="http://schemas.microsoft.com/office/word/2015/wordml/symex" xmlns:wpg="http://schemas.microsoft.com/office/word/2010/wordprocessingGroup" xmlns:wpi="http://schemas.microsoft.com/office/word/2010/wordprocessingInk" xmlns:wne="http://schemas.microsoft.com/office/word/2006/wordml" xmlns:wps="http://schemas.microsoft.com/office/word/2010/wordprocessingShape" mc:Ignorable="w14 w15 w16se w16cid w16 w16cex w16sdtdh w16sdtfl w16du wp14">
   <w:p>
     <w:pPr>
       <w:pStyle w:val="Header"/>
@@ -994,7 +1006,7 @@
 </file>
 
 <file path=word/header2.xml><?xml version="1.0" encoding="utf-8"?>
-<w:hdr xmlns:wpc="http://schemas.microsoft.com/office/word/2010/wordprocessingCanvas" xmlns:cx="http://schemas.microsoft.com/office/drawing/2014/chartex" xmlns:cx1="http://schemas.microsoft.com/office/drawing/2015/9/8/chartex" xmlns:cx2="http://schemas.microsoft.com/office/drawing/2015/10/21/chartex" xmlns:cx3="http://schemas.microsoft.com/office/drawing/2016/5/9/chartex" xmlns:cx4="http://schemas.microsoft.com/office/drawing/2016/5/10/chartex" xmlns:cx5="http://schemas.microsoft.com/office/drawing/2016/5/11/chartex" xmlns:cx6="http://schemas.microsoft.com/office/drawing/2016/5/12/chartex" xmlns:cx7="http://schemas.microsoft.com/office/drawing/2016/5/13/chartex" xmlns:cx8="http://schemas.microsoft.com/office/drawing/2016/5/14/chartex" xmlns:mc="http://schemas.openxmlformats.org/markup-compatibility/2006" xmlns:aink="http://schemas.microsoft.com/office/drawing/2016/ink" xmlns:am3d="http://schemas.microsoft.com/office/drawing/2017/model3d" xmlns:o="urn:schemas-microsoft-com:office:office" xmlns:oel="http://schemas.microsoft.com/office/2019/extlst" xmlns:r="http://schemas.openxmlformats.org/officeDocument/2006/relationships" xmlns:m="http://schemas.openxmlformats.org/officeDocument/2006/math" xmlns:v="urn:schemas-microsoft-com:vml" xmlns:wp14="http://schemas.microsoft.com/office/word/2010/wordprocessingDrawing" xmlns:wp="http://schemas.openxmlformats.org/drawingml/2006/wordprocessingDrawing" xmlns:w10="urn:schemas-microsoft-com:office:word" xmlns:w="http://schemas.openxmlformats.org/wordprocessingml/2006/main" xmlns:w14="http://schemas.microsoft.com/office/word/2010/wordml" xmlns:w15="http://schemas.microsoft.com/office/word/2012/wordml" xmlns:w16cex="http://schemas.microsoft.com/office/word/2018/wordml/cex" xmlns:w16cid="http://schemas.microsoft.com/office/word/2016/wordml/cid" xmlns:w16="http://schemas.microsoft.com/office/word/2018/wordml" xmlns:w16sdtdh="http://schemas.microsoft.com/office/word/2020/wordml/sdtdatahash" xmlns:w16se="http://schemas.microsoft.com/office/word/2015/wordml/symex" xmlns:wpg="http://schemas.microsoft.com/office/word/2010/wordprocessingGroup" xmlns:wpi="http://schemas.microsoft.com/office/word/2010/wordprocessingInk" xmlns:wne="http://schemas.microsoft.com/office/word/2006/wordml" xmlns:wps="http://schemas.microsoft.com/office/word/2010/wordprocessingShape" mc:Ignorable="w14 w15 w16se w16cid w16 w16cex w16sdtdh wp14">
+<w:hdr xmlns:wpc="http://schemas.microsoft.com/office/word/2010/wordprocessingCanvas" xmlns:cx="http://schemas.microsoft.com/office/drawing/2014/chartex" xmlns:cx1="http://schemas.microsoft.com/office/drawing/2015/9/8/chartex" xmlns:cx2="http://schemas.microsoft.com/office/drawing/2015/10/21/chartex" xmlns:cx3="http://schemas.microsoft.com/office/drawing/2016/5/9/chartex" xmlns:cx4="http://schemas.microsoft.com/office/drawing/2016/5/10/chartex" xmlns:cx5="http://schemas.microsoft.com/office/drawing/2016/5/11/chartex" xmlns:cx6="http://schemas.microsoft.com/office/drawing/2016/5/12/chartex" xmlns:cx7="http://schemas.microsoft.com/office/drawing/2016/5/13/chartex" xmlns:cx8="http://schemas.microsoft.com/office/drawing/2016/5/14/chartex" xmlns:mc="http://schemas.openxmlformats.org/markup-compatibility/2006" xmlns:aink="http://schemas.microsoft.com/office/drawing/2016/ink" xmlns:am3d="http://schemas.microsoft.com/office/drawing/2017/model3d" xmlns:o="urn:schemas-microsoft-com:office:office" xmlns:oel="http://schemas.microsoft.com/office/2019/extlst" xmlns:r="http://schemas.openxmlformats.org/officeDocument/2006/relationships" xmlns:m="http://schemas.openxmlformats.org/officeDocument/2006/math" xmlns:v="urn:schemas-microsoft-com:vml" xmlns:wp14="http://schemas.microsoft.com/office/word/2010/wordprocessingDrawing" xmlns:wp="http://schemas.openxmlformats.org/drawingml/2006/wordprocessingDrawing" xmlns:w10="urn:schemas-microsoft-com:office:word" xmlns:w="http://schemas.openxmlformats.org/wordprocessingml/2006/main" xmlns:w14="http://schemas.microsoft.com/office/word/2010/wordml" xmlns:w15="http://schemas.microsoft.com/office/word/2012/wordml" xmlns:w16cex="http://schemas.microsoft.com/office/word/2018/wordml/cex" xmlns:w16cid="http://schemas.microsoft.com/office/word/2016/wordml/cid" xmlns:w16="http://schemas.microsoft.com/office/word/2018/wordml" xmlns:w16du="http://schemas.microsoft.com/office/word/2023/wordml/word16du" xmlns:w16sdtdh="http://schemas.microsoft.com/office/word/2020/wordml/sdtdatahash" xmlns:w16sdtfl="http://schemas.microsoft.com/office/word/2024/wordml/sdtformatlock" xmlns:w16se="http://schemas.microsoft.com/office/word/2015/wordml/symex" xmlns:wpg="http://schemas.microsoft.com/office/word/2010/wordprocessingGroup" xmlns:wpi="http://schemas.microsoft.com/office/word/2010/wordprocessingInk" xmlns:wne="http://schemas.microsoft.com/office/word/2006/wordml" xmlns:wps="http://schemas.microsoft.com/office/word/2010/wordprocessingShape" mc:Ignorable="w14 w15 w16se w16cid w16 w16cex w16sdtdh w16sdtfl w16du wp14">
   <w:p>
     <w:pPr>
       <w:pStyle w:val="Header"/>
@@ -1005,7 +1017,7 @@
 </file>
 
 <file path=word/header3.xml><?xml version="1.0" encoding="utf-8"?>
-<w:hdr xmlns:wpc="http://schemas.microsoft.com/office/word/2010/wordprocessingCanvas" xmlns:cx="http://schemas.microsoft.com/office/drawing/2014/chartex" xmlns:cx1="http://schemas.microsoft.com/office/drawing/2015/9/8/chartex" xmlns:cx2="http://schemas.microsoft.com/office/drawing/2015/10/21/chartex" xmlns:cx3="http://schemas.microsoft.com/office/drawing/2016/5/9/chartex" xmlns:cx4="http://schemas.microsoft.com/office/drawing/2016/5/10/chartex" xmlns:cx5="http://schemas.microsoft.com/office/drawing/2016/5/11/chartex" xmlns:cx6="http://schemas.microsoft.com/office/drawing/2016/5/12/chartex" xmlns:cx7="http://schemas.microsoft.com/office/drawing/2016/5/13/chartex" xmlns:cx8="http://schemas.microsoft.com/office/drawing/2016/5/14/chartex" xmlns:mc="http://schemas.openxmlformats.org/markup-compatibility/2006" xmlns:aink="http://schemas.microsoft.com/office/drawing/2016/ink" xmlns:am3d="http://schemas.microsoft.com/office/drawing/2017/model3d" xmlns:o="urn:schemas-microsoft-com:office:office" xmlns:oel="http://schemas.microsoft.com/office/2019/extlst" xmlns:r="http://schemas.openxmlformats.org/officeDocument/2006/relationships" xmlns:m="http://schemas.openxmlformats.org/officeDocument/2006/math" xmlns:v="urn:schemas-microsoft-com:vml" xmlns:wp14="http://schemas.microsoft.com/office/word/2010/wordprocessingDrawing" xmlns:wp="http://schemas.openxmlformats.org/drawingml/2006/wordprocessingDrawing" xmlns:w10="urn:schemas-microsoft-com:office:word" xmlns:w="http://schemas.openxmlformats.org/wordprocessingml/2006/main" xmlns:w14="http://schemas.microsoft.com/office/word/2010/wordml" xmlns:w15="http://schemas.microsoft.com/office/word/2012/wordml" xmlns:w16cex="http://schemas.microsoft.com/office/word/2018/wordml/cex" xmlns:w16cid="http://schemas.microsoft.com/office/word/2016/wordml/cid" xmlns:w16="http://schemas.microsoft.com/office/word/2018/wordml" xmlns:w16sdtdh="http://schemas.microsoft.com/office/word/2020/wordml/sdtdatahash" xmlns:w16se="http://schemas.microsoft.com/office/word/2015/wordml/symex" xmlns:wpg="http://schemas.microsoft.com/office/word/2010/wordprocessingGroup" xmlns:wpi="http://schemas.microsoft.com/office/word/2010/wordprocessingInk" xmlns:wne="http://schemas.microsoft.com/office/word/2006/wordml" xmlns:wps="http://schemas.microsoft.com/office/word/2010/wordprocessingShape" mc:Ignorable="w14 w15 w16se w16cid w16 w16cex w16sdtdh wp14">
+<w:hdr xmlns:wpc="http://schemas.microsoft.com/office/word/2010/wordprocessingCanvas" xmlns:cx="http://schemas.microsoft.com/office/drawing/2014/chartex" xmlns:cx1="http://schemas.microsoft.com/office/drawing/2015/9/8/chartex" xmlns:cx2="http://schemas.microsoft.com/office/drawing/2015/10/21/chartex" xmlns:cx3="http://schemas.microsoft.com/office/drawing/2016/5/9/chartex" xmlns:cx4="http://schemas.microsoft.com/office/drawing/2016/5/10/chartex" xmlns:cx5="http://schemas.microsoft.com/office/drawing/2016/5/11/chartex" xmlns:cx6="http://schemas.microsoft.com/office/drawing/2016/5/12/chartex" xmlns:cx7="http://schemas.microsoft.com/office/drawing/2016/5/13/chartex" xmlns:cx8="http://schemas.microsoft.com/office/drawing/2016/5/14/chartex" xmlns:mc="http://schemas.openxmlformats.org/markup-compatibility/2006" xmlns:aink="http://schemas.microsoft.com/office/drawing/2016/ink" xmlns:am3d="http://schemas.microsoft.com/office/drawing/2017/model3d" xmlns:o="urn:schemas-microsoft-com:office:office" xmlns:oel="http://schemas.microsoft.com/office/2019/extlst" xmlns:r="http://schemas.openxmlformats.org/officeDocument/2006/relationships" xmlns:m="http://schemas.openxmlformats.org/officeDocument/2006/math" xmlns:v="urn:schemas-microsoft-com:vml" xmlns:wp14="http://schemas.microsoft.com/office/word/2010/wordprocessingDrawing" xmlns:wp="http://schemas.openxmlformats.org/drawingml/2006/wordprocessingDrawing" xmlns:w10="urn:schemas-microsoft-com:office:word" xmlns:w="http://schemas.openxmlformats.org/wordprocessingml/2006/main" xmlns:w14="http://schemas.microsoft.com/office/word/2010/wordml" xmlns:w15="http://schemas.microsoft.com/office/word/2012/wordml" xmlns:w16cex="http://schemas.microsoft.com/office/word/2018/wordml/cex" xmlns:w16cid="http://schemas.microsoft.com/office/word/2016/wordml/cid" xmlns:w16="http://schemas.microsoft.com/office/word/2018/wordml" xmlns:w16du="http://schemas.microsoft.com/office/word/2023/wordml/word16du" xmlns:w16sdtdh="http://schemas.microsoft.com/office/word/2020/wordml/sdtdatahash" xmlns:w16sdtfl="http://schemas.microsoft.com/office/word/2024/wordml/sdtformatlock" xmlns:w16se="http://schemas.microsoft.com/office/word/2015/wordml/symex" xmlns:wpg="http://schemas.microsoft.com/office/word/2010/wordprocessingGroup" xmlns:wpi="http://schemas.microsoft.com/office/word/2010/wordprocessingInk" xmlns:wne="http://schemas.microsoft.com/office/word/2006/wordml" xmlns:wps="http://schemas.microsoft.com/office/word/2010/wordprocessingShape" mc:Ignorable="w14 w15 w16se w16cid w16 w16cex w16sdtdh w16sdtfl w16du wp14">
   <w:p>
     <w:pPr>
       <w:pStyle w:val="Header"/>
@@ -1014,7 +1026,7 @@
     <w:r>
       <w:tab/>
       <w:tab/>
-      <w:t>2026-06-17</w:t>
+      <w:t>2026-06-18</w:t>
       <w:br/>
       <w:br/>
     </w:r>
@@ -1031,7 +1043,7 @@
 </file>
 
 <file path=word/numbering.xml><?xml version="1.0" encoding="utf-8"?>
-<w:numbering xmlns:wpc="http://schemas.microsoft.com/office/word/2010/wordprocessingCanvas" xmlns:cx="http://schemas.microsoft.com/office/drawing/2014/chartex" xmlns:cx1="http://schemas.microsoft.com/office/drawing/2015/9/8/chartex" xmlns:cx2="http://schemas.microsoft.com/office/drawing/2015/10/21/chartex" xmlns:cx3="http://schemas.microsoft.com/office/drawing/2016/5/9/chartex" xmlns:cx4="http://schemas.microsoft.com/office/drawing/2016/5/10/chartex" xmlns:cx5="http://schemas.microsoft.com/office/drawing/2016/5/11/chartex" xmlns:cx6="http://schemas.microsoft.com/office/drawing/2016/5/12/chartex" xmlns:cx7="http://schemas.microsoft.com/office/drawing/2016/5/13/chartex" xmlns:cx8="http://schemas.microsoft.com/office/drawing/2016/5/14/chartex" xmlns:mc="http://schemas.openxmlformats.org/markup-compatibility/2006" xmlns:aink="http://schemas.microsoft.com/office/drawing/2016/ink" xmlns:am3d="http://schemas.microsoft.com/office/drawing/2017/model3d" xmlns:o="urn:schemas-microsoft-com:office:office" xmlns:oel="http://schemas.microsoft.com/office/2019/extlst" xmlns:r="http://schemas.openxmlformats.org/officeDocument/2006/relationships" xmlns:m="http://schemas.openxmlformats.org/officeDocument/2006/math" xmlns:v="urn:schemas-microsoft-com:vml" xmlns:wp14="http://schemas.microsoft.com/office/word/2010/wordprocessingDrawing" xmlns:wp="http://schemas.openxmlformats.org/drawingml/2006/wordprocessingDrawing" xmlns:w10="urn:schemas-microsoft-com:office:word" xmlns:w="http://schemas.openxmlformats.org/wordprocessingml/2006/main" xmlns:w14="http://schemas.microsoft.com/office/word/2010/wordml" xmlns:w15="http://schemas.microsoft.com/office/word/2012/wordml" xmlns:w16cex="http://schemas.microsoft.com/office/word/2018/wordml/cex" xmlns:w16cid="http://schemas.microsoft.com/office/word/2016/wordml/cid" xmlns:w16="http://schemas.microsoft.com/office/word/2018/wordml" xmlns:w16sdtdh="http://schemas.microsoft.com/office/word/2020/wordml/sdtdatahash" xmlns:w16se="http://schemas.microsoft.com/office/word/2015/wordml/symex" xmlns:wpg="http://schemas.microsoft.com/office/word/2010/wordprocessingGroup" xmlns:wpi="http://schemas.microsoft.com/office/word/2010/wordprocessingInk" xmlns:wne="http://schemas.microsoft.com/office/word/2006/wordml" xmlns:wps="http://schemas.microsoft.com/office/word/2010/wordprocessingShape" mc:Ignorable="w14 w15 w16se w16cid w16 w16cex w16sdtdh wp14">
+<w:numbering xmlns:wpc="http://schemas.microsoft.com/office/word/2010/wordprocessingCanvas" xmlns:cx="http://schemas.microsoft.com/office/drawing/2014/chartex" xmlns:cx1="http://schemas.microsoft.com/office/drawing/2015/9/8/chartex" xmlns:cx2="http://schemas.microsoft.com/office/drawing/2015/10/21/chartex" xmlns:cx3="http://schemas.microsoft.com/office/drawing/2016/5/9/chartex" xmlns:cx4="http://schemas.microsoft.com/office/drawing/2016/5/10/chartex" xmlns:cx5="http://schemas.microsoft.com/office/drawing/2016/5/11/chartex" xmlns:cx6="http://schemas.microsoft.com/office/drawing/2016/5/12/chartex" xmlns:cx7="http://schemas.microsoft.com/office/drawing/2016/5/13/chartex" xmlns:cx8="http://schemas.microsoft.com/office/drawing/2016/5/14/chartex" xmlns:mc="http://schemas.openxmlformats.org/markup-compatibility/2006" xmlns:aink="http://schemas.microsoft.com/office/drawing/2016/ink" xmlns:am3d="http://schemas.microsoft.com/office/drawing/2017/model3d" xmlns:o="urn:schemas-microsoft-com:office:office" xmlns:oel="http://schemas.microsoft.com/office/2019/extlst" xmlns:r="http://schemas.openxmlformats.org/officeDocument/2006/relationships" xmlns:m="http://schemas.openxmlformats.org/officeDocument/2006/math" xmlns:v="urn:schemas-microsoft-com:vml" xmlns:wp14="http://schemas.microsoft.com/office/word/2010/wordprocessingDrawing" xmlns:wp="http://schemas.openxmlformats.org/drawingml/2006/wordprocessingDrawing" xmlns:w10="urn:schemas-microsoft-com:office:word" xmlns:w="http://schemas.openxmlformats.org/wordprocessingml/2006/main" xmlns:w14="http://schemas.microsoft.com/office/word/2010/wordml" xmlns:w15="http://schemas.microsoft.com/office/word/2012/wordml" xmlns:w16cex="http://schemas.microsoft.com/office/word/2018/wordml/cex" xmlns:w16cid="http://schemas.microsoft.com/office/word/2016/wordml/cid" xmlns:w16="http://schemas.microsoft.com/office/word/2018/wordml" xmlns:w16du="http://schemas.microsoft.com/office/word/2023/wordml/word16du" xmlns:w16sdtdh="http://schemas.microsoft.com/office/word/2020/wordml/sdtdatahash" xmlns:w16sdtfl="http://schemas.microsoft.com/office/word/2024/wordml/sdtformatlock" xmlns:w16se="http://schemas.microsoft.com/office/word/2015/wordml/symex" xmlns:wpg="http://schemas.microsoft.com/office/word/2010/wordprocessingGroup" xmlns:wpi="http://schemas.microsoft.com/office/word/2010/wordprocessingInk" xmlns:wne="http://schemas.microsoft.com/office/word/2006/wordml" xmlns:wps="http://schemas.microsoft.com/office/word/2010/wordprocessingShape" mc:Ignorable="w14 w15 w16se w16cid w16 w16cex w16sdtdh w16sdtfl w16du wp14">
   <w:abstractNum w:abstractNumId="0" w15:restartNumberingAfterBreak="0">
     <w:nsid w:val="FFFFFF7C"/>
     <w:multiLevelType w:val="singleLevel"/>
@@ -1234,7 +1246,7 @@
 </file>
 
 <file path=word/styles.xml><?xml version="1.0" encoding="utf-8"?>
-<w:styles xmlns:mc="http://schemas.openxmlformats.org/markup-compatibility/2006" xmlns:r="http://schemas.openxmlformats.org/officeDocument/2006/relationships" xmlns:w="http://schemas.openxmlformats.org/wordprocessingml/2006/main" xmlns:w14="http://schemas.microsoft.com/office/word/2010/wordml" xmlns:w15="http://schemas.microsoft.com/office/word/2012/wordml" xmlns:w16cex="http://schemas.microsoft.com/office/word/2018/wordml/cex" xmlns:w16cid="http://schemas.microsoft.com/office/word/2016/wordml/cid" xmlns:w16="http://schemas.microsoft.com/office/word/2018/wordml" xmlns:w16sdtdh="http://schemas.microsoft.com/office/word/2020/wordml/sdtdatahash" xmlns:w16se="http://schemas.microsoft.com/office/word/2015/wordml/symex" mc:Ignorable="w14 w15 w16se w16cid w16 w16cex w16sdtdh">
+<w:styles xmlns:mc="http://schemas.openxmlformats.org/markup-compatibility/2006" xmlns:r="http://schemas.openxmlformats.org/officeDocument/2006/relationships" xmlns:w="http://schemas.openxmlformats.org/wordprocessingml/2006/main" xmlns:w14="http://schemas.microsoft.com/office/word/2010/wordml" xmlns:w15="http://schemas.microsoft.com/office/word/2012/wordml" xmlns:w16cex="http://schemas.microsoft.com/office/word/2018/wordml/cex" xmlns:w16cid="http://schemas.microsoft.com/office/word/2016/wordml/cid" xmlns:w16="http://schemas.microsoft.com/office/word/2018/wordml" xmlns:w16du="http://schemas.microsoft.com/office/word/2023/wordml/word16du" xmlns:w16sdtdh="http://schemas.microsoft.com/office/word/2020/wordml/sdtdatahash" xmlns:w16sdtfl="http://schemas.microsoft.com/office/word/2024/wordml/sdtformatlock" xmlns:w16se="http://schemas.microsoft.com/office/word/2015/wordml/symex" mc:Ignorable="w14 w15 w16se w16cid w16 w16cex w16sdtdh w16sdtfl w16du">
   <w:docDefaults>
     <w:rPrDefault>
       <w:rPr>
@@ -1992,7 +2004,7 @@
     <w:link w:val="TitleChar"/>
     <w:uiPriority w:val="10"/>
     <w:qFormat/>
-    <w:rsid w:val="007106C8"/>
+    <w:rsid w:val="00E854FA"/>
     <w:pPr>
       <w:spacing w:after="300" w:line="240" w:lineRule="auto"/>
       <w:contextualSpacing/>
@@ -2002,7 +2014,7 @@
       <w:rFonts w:eastAsiaTheme="majorEastAsia" w:cstheme="majorBidi"/>
       <w:spacing w:val="5"/>
       <w:kern w:val="28"/>
-      <w:sz w:val="52"/>
+      <w:sz w:val="40"/>
       <w:szCs w:val="52"/>
       <w:lang w:val="sv-SE" w:eastAsia="en-US" w:bidi="ar-SA"/>
     </w:rPr>
@@ -2012,12 +2024,12 @@
     <w:basedOn w:val="DefaultParagraphFont"/>
     <w:link w:val="Title"/>
     <w:uiPriority w:val="10"/>
-    <w:rsid w:val="007106C8"/>
+    <w:rsid w:val="00E854FA"/>
     <w:rPr>
       <w:rFonts w:ascii="Times New Roman" w:eastAsiaTheme="majorEastAsia" w:hAnsi="Times New Roman" w:cstheme="majorBidi"/>
       <w:spacing w:val="5"/>
       <w:kern w:val="28"/>
-      <w:sz w:val="52"/>
+      <w:sz w:val="40"/>
       <w:szCs w:val="52"/>
       <w:lang w:val="sv-SE" w:eastAsia="en-US" w:bidi="ar-SA"/>
     </w:rPr>

--- a/klagomål/A 12801-2026 FSC-klagomål.docx
+++ b/klagomål/A 12801-2026 FSC-klagomål.docx
@@ -1026,7 +1026,7 @@
     <w:r>
       <w:tab/>
       <w:tab/>
-      <w:t>2026-06-18</w:t>
+      <w:t>2026-06-19</w:t>
       <w:br/>
       <w:br/>
     </w:r>

--- a/klagomål/A 12801-2026 FSC-klagomål.docx
+++ b/klagomål/A 12801-2026 FSC-klagomål.docx
@@ -1026,7 +1026,7 @@
     <w:r>
       <w:tab/>
       <w:tab/>
-      <w:t>2026-06-19</w:t>
+      <w:t>2026-06-20</w:t>
       <w:br/>
       <w:br/>
     </w:r>

--- a/klagomål/A 12801-2026 FSC-klagomål.docx
+++ b/klagomål/A 12801-2026 FSC-klagomål.docx
@@ -168,38 +168,7 @@
     </w:p>
     <w:p>
       <w:r>
-        <w:t>Detta dokument behandlar höga naturvärden i avverkningsanmälan A 12801-2026 i Ljusdals kommun som inkom 2026-03-11 och omfattar 16,9 ha.</w:t>
-      </w:r>
-    </w:p>
-    <w:p>
-      <w:r>
-        <w:t>Nedan presenteras fynd av naturvårdsarter och fridlysta arter som gjorts i det avverkningsanmälda området, samt relevanta utdrag ur standarderna för FSC, Chain of Custody, Controlled Wood och PEFC. I BILAGA 1 finns artfakta om fridlysta och rödlistade arter.</w:t>
-      </w:r>
-    </w:p>
-    <w:p>
-      <w:r>
-        <w:t>Vi förväntar oss att ni återkommer med ett skriftligt svar på vårt klagomål och även beskriver vilka korrigerande åtgärder ni satt in för att rätta till identifierade brister i er efterlevnad av den svenska FSC standarden.</w:t>
-      </w:r>
-    </w:p>
-    <w:p>
-      <w:pPr>
-        <w:pStyle w:val="Heading1"/>
-      </w:pPr>
-      <w:r>
-        <w:t>Naturvårdsarter</w:t>
-      </w:r>
-    </w:p>
-    <w:p>
-      <w:r>
-        <w:t>I avverkningsanmälan har följande 3 naturvårdsarter hittats: lunglav (NT, T), skrovellav (NT, T) och tjäder (T, §4). Av dessa är 2 rödlistade. För rödlistade arter har rödlistekategorin angivits inom parentes. Typiska arter inom Natura 2000 som är kopplade till skogsekosystem har markerats med (T). För fridlysta arter anges även paragrafen i Artskyddsförordningen som arten är fridlyst enligt.</w:t>
-      </w:r>
-    </w:p>
-    <w:p>
-      <w:r>
-        <w:t>De påträffade naturvårdsarterna är ett tydligt kvitto på att det rör sig om en skog med höga naturvärden.</w:t>
-      </w:r>
-      <w:r>
-        <w:t xml:space="preserve"> I Figur 1 visas fyndplatser för naturvårdsarter i området, som finns registrerade på Artportalen.</w:t>
+        <w:t>Detta klagomål behandlar höga naturvärden i avverkningsanmälan A 12801-2026 i Ljusdals kommun som inkom 2026-03-11 och omfattar 16,9 ha.</w:t>
       </w:r>
     </w:p>
     <w:p>
@@ -247,34 +216,138 @@
         <w:spacing w:after="240"/>
       </w:pPr>
       <w:r>
-        <w:t>Figur 1. Fyndplatser för naturvårdsarter i avverkningsanmälan (röd linje). Markörer utan svart kant är placerade på fyndplatsen. Markörer med svart kant är placerade vid sidan av fyndplatsen och har ett svart streck som visar fyndplatsens exakta position. Kartans mittpunktskoordinat är N 6841290, E 479118 i SWEREF 99 TM.</w:t>
+        <w:t>Figur 1. Fyndplatser för naturvårdsarter i avverkningsanmälan. Markörer utan svart kant är placerade på fyndplatsen. Markörer med svart kant är placerade vid sidan av fyndplatsen har ett svart streck som visar fyndplatsens exakta position. Kartans mittpunktskoordinat är N 6841290, E 479118 i SWEREF 99 TM.</w:t>
+      </w:r>
+    </w:p>
+    <w:p>
+      <w:r>
+        <w:t>I avverkningsanmälan finns fynd av 3 naturvårdsarter, varav 2 är rödlistade, 1 är fridlyst och 3 är typiska (T): lunglav (NT, T), skrovellav (NT, T) och tjäder (T, §4). Se Figur 1.</w:t>
+      </w:r>
+    </w:p>
+    <w:p>
+      <w:r>
+        <w:t>Nedan presenteras relevanta utdrag ur standarderna för FSC, Chain of Custody, Controlled Wood och PEFC.</w:t>
+      </w:r>
+    </w:p>
+    <w:p>
+      <w:r>
+        <w:t>Vi förväntar oss att ni återkommer med ett skriftligt svar på vårt klagomål och även beskriver vilka korrigerande åtgärder ni satt in för att rätta till identifierade brister i er efterlevnad av den svenska FSC standarden.</w:t>
       </w:r>
     </w:p>
     <w:p>
       <w:pPr>
-        <w:pStyle w:val="Heading2"/>
+        <w:pStyle w:val="Heading1"/>
       </w:pPr>
       <w:r>
-        <w:t>Fridlysta arter</w:t>
+        <w:t>Naturvårdsarter och fridlysta arter</w:t>
       </w:r>
     </w:p>
     <w:p>
       <w:r>
-        <w:t>Följande fridlysta arter har sina livsmiljöer och växtplatser i den avverkningsanmälda skogen: tjäder (T, §4).</w:t>
+        <w:t>Nedan följer beskrivningar av de naturvårdsarter och fridlysta arter som har sina livsmiljöer och växtplatser i den avverkningsanmälda skogen. Se även ytterligare artfakta i BILAGA 1. De påträffade naturvårdsarterna är ett tydligt kvitto på att det rör sig om en skog med höga naturvärden.</w:t>
       </w:r>
     </w:p>
     <w:p>
-      <w:r>
-        <w:t xml:space="preserve">Observera att medlemsländerna är skyldiga att agera i enlighet med EU:s fågeldirektiv där det uttryckligen står att direktivet gäller för fåglar samt för deras ägg, bon och </w:t>
-      </w:r>
       <w:r>
         <w:rPr>
           <w:b/>
         </w:rPr>
-        <w:t xml:space="preserve">livsmiljöer </w:t>
-      </w:r>
-      <w:r>
-        <w:t>(artikel 1). Vidare att de åtgärder som vidtas inte får leda till en försämring av den nuvarande situationen beträffande bevarandet av de fågelarter som avses i artikel 1 (artikel 13). Fågeldirektivet är styrande för tillsynsansvariga myndigheters ärendehantering, ställningstaganden och beslutsfattande.</w:t>
+        <w:t>Lunglav (NT)</w:t>
+      </w:r>
+      <w:r>
+        <w:t xml:space="preserve"> är en av vårt lands främsta signalarter som överallt indikerar gamla lövträd, skogsbestånd med höga naturvärden och ekosystem med långskoglig kontinuitet. Lokalt kan förekomsten vara mycket riklig men den hittas nästan enbart i gamla och ej slutavverkade skogar. Artens samtliga förekomster bör uppmärksammas från naturvårdssynpunkt, då många lokaler även hyser andra ovanliga och rödlistade arter. Rikliga förekomster bör skyddas med biotopskydd, frivilliga avsättningar eller reservat. På lunglav kan de sällsynta lavparasiterna lunglavshårprick (CR), </w:t>
+      </w:r>
+      <w:r>
+        <w:rPr>
+          <w:i/>
+        </w:rPr>
+        <w:t>Abrothallus diederichii</w:t>
+      </w:r>
+      <w:r>
+        <w:t xml:space="preserve"> (VU), </w:t>
+      </w:r>
+      <w:r>
+        <w:rPr>
+          <w:i/>
+        </w:rPr>
+        <w:t>Abrothallus lobariae</w:t>
+      </w:r>
+      <w:r>
+        <w:t xml:space="preserve"> (VU), </w:t>
+      </w:r>
+      <w:r>
+        <w:rPr>
+          <w:i/>
+        </w:rPr>
+        <w:t>Calycina lobariae</w:t>
+      </w:r>
+      <w:r>
+        <w:t xml:space="preserve"> (VU), lunglavsknapp (VU) och skrovelmössing (VU) påträffas. Lunglav är typisk art för </w:t>
+      </w:r>
+      <w:r>
+        <w:rPr>
+          <w:i/>
+        </w:rPr>
+        <w:t>9010 Taiga, 9020 Nordlig ädellövskog, 9110 Näringsfattig bokskog, 9130 Näringsrik bokskog, 9160 Näringsrik ekskog, 9180 Ädellövskog i branter, 9190 Näringsfattig ekskog, 9070 Trädklädd betesmark, 9040 Fjällbjörkskog</w:t>
+      </w:r>
+      <w:r>
+        <w:t xml:space="preserve"> och</w:t>
+      </w:r>
+      <w:r>
+        <w:rPr>
+          <w:i/>
+        </w:rPr>
+        <w:t xml:space="preserve"> 6530 Lövängar</w:t>
+      </w:r>
+      <w:r>
+        <w:t xml:space="preserve"> (SLU Artdatabanken, 2026; Nitare &amp; Skogsstyrelsen, 2019).</w:t>
+      </w:r>
+    </w:p>
+    <w:p>
+      <w:r>
+        <w:rPr>
+          <w:b/>
+        </w:rPr>
+        <w:t>Skrovellav (NT)</w:t>
+      </w:r>
+      <w:r>
+        <w:t xml:space="preserve"> växer på gamla lövträd och på klippor i gamla skogar med hög och jämn luftfuktighet. Slutavverkning av kontinuitetsskog utgör det största hotet och lavens fortsatta förekomst bör säkerställas genom att lokaler med äldre skog skyddas. I områden med mycket hög luftfuktighet kan man på bålen av skrovellav finna de sällsynta parasitsvamparna skrovellavsknapp (EN), </w:t>
+      </w:r>
+      <w:r>
+        <w:rPr>
+          <w:i/>
+        </w:rPr>
+        <w:t>Catillaria lobariicola</w:t>
+      </w:r>
+      <w:r>
+        <w:t xml:space="preserve"> (VU) och </w:t>
+      </w:r>
+      <w:r>
+        <w:rPr>
+          <w:i/>
+        </w:rPr>
+        <w:t>Merismatium lobariae</w:t>
+      </w:r>
+      <w:r>
+        <w:t xml:space="preserve"> (DD). Skrovellav är typisk art för </w:t>
+      </w:r>
+      <w:r>
+        <w:rPr>
+          <w:i/>
+        </w:rPr>
+        <w:t xml:space="preserve">9010 Taiga, 9020 Nordlig ädellövskog, 9040 Fjällbjörkskog, 9070 Trädklädd betesmark, 9160 Näringsrik ekskog, 9180 Ädellövskog i branter, 9190 Näringsfattig ekskog, 8210 Kalkbranter </w:t>
+      </w:r>
+      <w:r>
+        <w:t xml:space="preserve">och </w:t>
+      </w:r>
+      <w:r>
+        <w:rPr>
+          <w:i/>
+        </w:rPr>
+        <w:t>6530 Lövängar</w:t>
+      </w:r>
+      <w:r>
+        <w:t xml:space="preserve"> (SLU Artdatabanken, 2026; Nitare &amp; Skogsstyrelsen, 2019).</w:t>
       </w:r>
     </w:p>
     <w:p>
@@ -304,122 +377,6 @@
       </w:r>
       <w:r>
         <w:t>. Tjädern är en utpräglad skogsfågel knuten till större sammanhängande barrskogsområden. Tupparna och hönorna utnyttjar till viss del olika miljöer, och habitatvalet varierar dessutom mellan olika delar av året. För att det ska finnas livskraftiga tjäderbestånd krävs funktionella skogslandskap med en blandning av uppvuxen, gles och luckig skog, täta sumpskogar, myrar och andra små våtmarker. Arten försvinner när skogen fragmenteras och den sammanlagda arealen hyggen och andra öppna områden blir för stor. Ett småskaligt och försiktigt virkesuttag genom hyggesfria metoder kan i vissa fall vara möjligt i området inom 200 m från lekcentrum. Längre ut från lekcentrum, inom 200–500 m bör den avverkade ytan inte överskrida 1 hektar för att undvika alltför stora och snabba förändringar (Skogsstyrelsen, 2019; SLU Artdatabanken, 2024).</w:t>
-      </w:r>
-    </w:p>
-    <w:p>
-      <w:r>
-        <w:t>I BILAGA 1 finns mer detaljerad information om ekologi samt krav på livsmiljö hos fridlysta arter.</w:t>
-      </w:r>
-    </w:p>
-    <w:p>
-      <w:pPr>
-        <w:pStyle w:val="Heading2"/>
-      </w:pPr>
-      <w:r>
-        <w:t>Övriga naturvårdsarter</w:t>
-      </w:r>
-    </w:p>
-    <w:p>
-      <w:r>
-        <w:rPr>
-          <w:b/>
-        </w:rPr>
-        <w:t>Lunglav (NT)</w:t>
-      </w:r>
-      <w:r>
-        <w:t xml:space="preserve"> är en av vårt lands främsta signalarter som överallt indikerar gamla lövträd, skogsbestånd med höga naturvärden och ekosystem med långskoglig kontinuitet. Lokalt kan förekomsten vara mycket riklig men den hittas nästan enbart i gamla och ej slutavverkade skogar. Artens samtliga förekomster bör uppmärksammas från naturvårdssynpunkt, då många lokaler även hyser andra ovanliga och rödlistade arter. Rikliga förekomster bör skyddas med biotopskydd, frivilliga avsättningar eller reservat. På lunglav kan de sällsynta lavparasiterna lunglavshårprick (CR), </w:t>
-      </w:r>
-      <w:r>
-        <w:rPr>
-          <w:i/>
-        </w:rPr>
-        <w:t>Abrothallus diederichii</w:t>
-      </w:r>
-      <w:r>
-        <w:t xml:space="preserve"> (VU), </w:t>
-      </w:r>
-      <w:r>
-        <w:rPr>
-          <w:i/>
-        </w:rPr>
-        <w:t>Abrothallus lobariae</w:t>
-      </w:r>
-      <w:r>
-        <w:t xml:space="preserve"> (VU), </w:t>
-      </w:r>
-      <w:r>
-        <w:rPr>
-          <w:i/>
-        </w:rPr>
-        <w:t>Calycina lobariae</w:t>
-      </w:r>
-      <w:r>
-        <w:t xml:space="preserve"> (VU), lunglavsknapp (VU) och skrovelmössing (VU) påträffas. Lunglav är typisk art för </w:t>
-      </w:r>
-      <w:r>
-        <w:rPr>
-          <w:i/>
-        </w:rPr>
-        <w:t>9010 Taiga, 9020 Nordlig ädellövskog, 9110 Näringsfattig bokskog, 9130 Näringsrik bokskog, 9160 Näringsrik ekskog, 9180 Ädellövskog i branter, 9190 Näringsfattig ekskog, 9070 Trädklädd betesmark, 9040 Fjällbjörkskog</w:t>
-      </w:r>
-      <w:r>
-        <w:t xml:space="preserve"> och</w:t>
-      </w:r>
-      <w:r>
-        <w:rPr>
-          <w:i/>
-        </w:rPr>
-        <w:t xml:space="preserve"> 6530 Lövängar</w:t>
-      </w:r>
-      <w:r>
-        <w:t xml:space="preserve"> (SLU Artdatabanken, 2026; Nitare &amp; Skogsstyrelsen, 2019).</w:t>
-      </w:r>
-    </w:p>
-    <w:p>
-      <w:r>
-        <w:rPr>
-          <w:b/>
-        </w:rPr>
-        <w:t>Skrovellav (NT)</w:t>
-      </w:r>
-      <w:r>
-        <w:t xml:space="preserve"> växer på gamla lövträd och på klippor i gamla skogar med hög och jämn luftfuktighet. Slutavverkning av kontinuitetsskog utgör det största hotet och lavens fortsatta förekomst bör säkerställas genom att lokaler med äldre skog skyddas. I områden med mycket hög luftfuktighet kan man på bålen av skrovellav finna de sällsynta parasitsvamparna skrovellavsknapp (EN), </w:t>
-      </w:r>
-      <w:r>
-        <w:rPr>
-          <w:i/>
-        </w:rPr>
-        <w:t>Catillaria lobariicola</w:t>
-      </w:r>
-      <w:r>
-        <w:t xml:space="preserve"> (VU) och </w:t>
-      </w:r>
-      <w:r>
-        <w:rPr>
-          <w:i/>
-        </w:rPr>
-        <w:t>Merismatium lobariae</w:t>
-      </w:r>
-      <w:r>
-        <w:t xml:space="preserve"> (DD). Skrovellav är typisk art för </w:t>
-      </w:r>
-      <w:r>
-        <w:rPr>
-          <w:i/>
-        </w:rPr>
-        <w:t xml:space="preserve">9010 Taiga, 9020 Nordlig ädellövskog, 9040 Fjällbjörkskog, 9070 Trädklädd betesmark, 9160 Näringsrik ekskog, 9180 Ädellövskog i branter, 9190 Näringsfattig ekskog, 8210 Kalkbranter </w:t>
-      </w:r>
-      <w:r>
-        <w:t xml:space="preserve">och </w:t>
-      </w:r>
-      <w:r>
-        <w:rPr>
-          <w:i/>
-        </w:rPr>
-        <w:t>6530 Lövängar</w:t>
-      </w:r>
-      <w:r>
-        <w:t xml:space="preserve"> (SLU Artdatabanken, 2026; Nitare &amp; Skogsstyrelsen, 2019).</w:t>
       </w:r>
     </w:p>
     <w:p>
@@ -1026,7 +983,7 @@
     <w:r>
       <w:tab/>
       <w:tab/>
-      <w:t>2026-06-20</w:t>
+      <w:t>2026-06-21</w:t>
       <w:br/>
       <w:br/>
     </w:r>

--- a/klagomål/A 12801-2026 FSC-klagomål.docx
+++ b/klagomål/A 12801-2026 FSC-klagomål.docx
@@ -983,7 +983,7 @@
     <w:r>
       <w:tab/>
       <w:tab/>
-      <w:t>2026-06-21</w:t>
+      <w:t>2026-06-22</w:t>
       <w:br/>
       <w:br/>
     </w:r>

--- a/klagomål/A 12801-2026 FSC-klagomål.docx
+++ b/klagomål/A 12801-2026 FSC-klagomål.docx
@@ -983,7 +983,7 @@
     <w:r>
       <w:tab/>
       <w:tab/>
-      <w:t>2026-06-22</w:t>
+      <w:t>2026-06-23</w:t>
       <w:br/>
       <w:br/>
     </w:r>

--- a/klagomål/A 12801-2026 FSC-klagomål.docx
+++ b/klagomål/A 12801-2026 FSC-klagomål.docx
@@ -983,7 +983,7 @@
     <w:r>
       <w:tab/>
       <w:tab/>
-      <w:t>2026-06-23</w:t>
+      <w:t>2026-06-24</w:t>
       <w:br/>
       <w:br/>
     </w:r>

--- a/klagomål/A 12801-2026 FSC-klagomål.docx
+++ b/klagomål/A 12801-2026 FSC-klagomål.docx
@@ -983,7 +983,7 @@
     <w:r>
       <w:tab/>
       <w:tab/>
-      <w:t>2026-06-24</w:t>
+      <w:t>2026-06-25</w:t>
       <w:br/>
       <w:br/>
     </w:r>

--- a/klagomål/A 12801-2026 FSC-klagomål.docx
+++ b/klagomål/A 12801-2026 FSC-klagomål.docx
@@ -983,7 +983,7 @@
     <w:r>
       <w:tab/>
       <w:tab/>
-      <w:t>2026-06-25</w:t>
+      <w:t>2026-06-26</w:t>
       <w:br/>
       <w:br/>
     </w:r>

--- a/klagomål/A 12801-2026 FSC-klagomål.docx
+++ b/klagomål/A 12801-2026 FSC-klagomål.docx
@@ -983,7 +983,7 @@
     <w:r>
       <w:tab/>
       <w:tab/>
-      <w:t>2026-06-26</w:t>
+      <w:t>2026-06-27</w:t>
       <w:br/>
       <w:br/>
     </w:r>

--- a/klagomål/A 12801-2026 FSC-klagomål.docx
+++ b/klagomål/A 12801-2026 FSC-klagomål.docx
@@ -983,7 +983,7 @@
     <w:r>
       <w:tab/>
       <w:tab/>
-      <w:t>2026-06-27</w:t>
+      <w:t>2026-06-28</w:t>
       <w:br/>
       <w:br/>
     </w:r>

--- a/klagomål/A 12801-2026 FSC-klagomål.docx
+++ b/klagomål/A 12801-2026 FSC-klagomål.docx
@@ -983,7 +983,7 @@
     <w:r>
       <w:tab/>
       <w:tab/>
-      <w:t>2026-06-28</w:t>
+      <w:t>2026-06-29</w:t>
       <w:br/>
       <w:br/>
     </w:r>

--- a/klagomål/A 12801-2026 FSC-klagomål.docx
+++ b/klagomål/A 12801-2026 FSC-klagomål.docx
@@ -983,7 +983,7 @@
     <w:r>
       <w:tab/>
       <w:tab/>
-      <w:t>2026-06-29</w:t>
+      <w:t>2026-06-30</w:t>
       <w:br/>
       <w:br/>
     </w:r>

--- a/klagomål/A 12801-2026 FSC-klagomål.docx
+++ b/klagomål/A 12801-2026 FSC-klagomål.docx
@@ -983,7 +983,7 @@
     <w:r>
       <w:tab/>
       <w:tab/>
-      <w:t>2026-06-30</w:t>
+      <w:t>2026-07-01</w:t>
       <w:br/>
       <w:br/>
     </w:r>

--- a/klagomål/A 12801-2026 FSC-klagomål.docx
+++ b/klagomål/A 12801-2026 FSC-klagomål.docx
@@ -983,7 +983,7 @@
     <w:r>
       <w:tab/>
       <w:tab/>
-      <w:t>2026-07-01</w:t>
+      <w:t>2026-07-02</w:t>
       <w:br/>
       <w:br/>
     </w:r>

--- a/klagomål/A 12801-2026 FSC-klagomål.docx
+++ b/klagomål/A 12801-2026 FSC-klagomål.docx
@@ -983,7 +983,7 @@
     <w:r>
       <w:tab/>
       <w:tab/>
-      <w:t>2026-07-13</w:t>
+      <w:t>2026-07-14</w:t>
       <w:br/>
       <w:br/>
     </w:r>

--- a/klagomål/A 12801-2026 FSC-klagomål.docx
+++ b/klagomål/A 12801-2026 FSC-klagomål.docx
@@ -983,7 +983,7 @@
     <w:r>
       <w:tab/>
       <w:tab/>
-      <w:t>2026-07-14</w:t>
+      <w:t>2026-07-15</w:t>
       <w:br/>
       <w:br/>
     </w:r>

--- a/klagomål/A 12801-2026 FSC-klagomål.docx
+++ b/klagomål/A 12801-2026 FSC-klagomål.docx
@@ -983,7 +983,7 @@
     <w:r>
       <w:tab/>
       <w:tab/>
-      <w:t>2026-07-15</w:t>
+      <w:t>2026-07-16</w:t>
       <w:br/>
       <w:br/>
     </w:r>

--- a/klagomål/A 12801-2026 FSC-klagomål.docx
+++ b/klagomål/A 12801-2026 FSC-klagomål.docx
@@ -983,7 +983,7 @@
     <w:r>
       <w:tab/>
       <w:tab/>
-      <w:t>2026-07-16</w:t>
+      <w:t>2026-07-17</w:t>
       <w:br/>
       <w:br/>
     </w:r>

--- a/klagomål/A 12801-2026 FSC-klagomål.docx
+++ b/klagomål/A 12801-2026 FSC-klagomål.docx
@@ -983,7 +983,7 @@
     <w:r>
       <w:tab/>
       <w:tab/>
-      <w:t>2026-07-17</w:t>
+      <w:t>2026-07-18</w:t>
       <w:br/>
       <w:br/>
     </w:r>

--- a/klagomål/A 12801-2026 FSC-klagomål.docx
+++ b/klagomål/A 12801-2026 FSC-klagomål.docx
@@ -983,7 +983,7 @@
     <w:r>
       <w:tab/>
       <w:tab/>
-      <w:t>2026-07-18</w:t>
+      <w:t>2026-07-19</w:t>
       <w:br/>
       <w:br/>
     </w:r>

--- a/klagomål/A 12801-2026 FSC-klagomål.docx
+++ b/klagomål/A 12801-2026 FSC-klagomål.docx
@@ -983,7 +983,7 @@
     <w:r>
       <w:tab/>
       <w:tab/>
-      <w:t>2026-07-19</w:t>
+      <w:t>2026-07-20</w:t>
       <w:br/>
       <w:br/>
     </w:r>

--- a/klagomål/A 12801-2026 FSC-klagomål.docx
+++ b/klagomål/A 12801-2026 FSC-klagomål.docx
@@ -983,7 +983,7 @@
     <w:r>
       <w:tab/>
       <w:tab/>
-      <w:t>2026-07-20</w:t>
+      <w:t>2026-07-21</w:t>
       <w:br/>
       <w:br/>
     </w:r>

--- a/klagomål/A 12801-2026 FSC-klagomål.docx
+++ b/klagomål/A 12801-2026 FSC-klagomål.docx
@@ -983,7 +983,7 @@
     <w:r>
       <w:tab/>
       <w:tab/>
-      <w:t>2026-07-21</w:t>
+      <w:t>2026-07-22</w:t>
       <w:br/>
       <w:br/>
     </w:r>

--- a/klagomål/A 12801-2026 FSC-klagomål.docx
+++ b/klagomål/A 12801-2026 FSC-klagomål.docx
@@ -983,7 +983,7 @@
     <w:r>
       <w:tab/>
       <w:tab/>
-      <w:t>2026-07-22</w:t>
+      <w:t>2026-07-23</w:t>
       <w:br/>
       <w:br/>
     </w:r>

--- a/klagomål/A 12801-2026 FSC-klagomål.docx
+++ b/klagomål/A 12801-2026 FSC-klagomål.docx
@@ -983,7 +983,7 @@
     <w:r>
       <w:tab/>
       <w:tab/>
-      <w:t>2026-07-23</w:t>
+      <w:t>2026-07-24</w:t>
       <w:br/>
       <w:br/>
     </w:r>

--- a/klagomål/A 12801-2026 FSC-klagomål.docx
+++ b/klagomål/A 12801-2026 FSC-klagomål.docx
@@ -983,7 +983,7 @@
     <w:r>
       <w:tab/>
       <w:tab/>
-      <w:t>2026-07-24</w:t>
+      <w:t>2026-07-25</w:t>
       <w:br/>
       <w:br/>
     </w:r>

--- a/klagomål/A 12801-2026 FSC-klagomål.docx
+++ b/klagomål/A 12801-2026 FSC-klagomål.docx
@@ -983,7 +983,7 @@
     <w:r>
       <w:tab/>
       <w:tab/>
-      <w:t>2026-07-25</w:t>
+      <w:t>2026-07-26</w:t>
       <w:br/>
       <w:br/>
     </w:r>

--- a/klagomål/A 12801-2026 FSC-klagomål.docx
+++ b/klagomål/A 12801-2026 FSC-klagomål.docx
@@ -983,7 +983,7 @@
     <w:r>
       <w:tab/>
       <w:tab/>
-      <w:t>2026-07-26</w:t>
+      <w:t>2026-07-27</w:t>
       <w:br/>
       <w:br/>
     </w:r>

--- a/klagomål/A 12801-2026 FSC-klagomål.docx
+++ b/klagomål/A 12801-2026 FSC-klagomål.docx
@@ -983,7 +983,7 @@
     <w:r>
       <w:tab/>
       <w:tab/>
-      <w:t>2026-07-27</w:t>
+      <w:t>2026-07-28</w:t>
       <w:br/>
       <w:br/>
     </w:r>

--- a/klagomål/A 12801-2026 FSC-klagomål.docx
+++ b/klagomål/A 12801-2026 FSC-klagomål.docx
@@ -983,7 +983,7 @@
     <w:r>
       <w:tab/>
       <w:tab/>
-      <w:t>2026-07-28</w:t>
+      <w:t>2026-07-29</w:t>
       <w:br/>
       <w:br/>
     </w:r>

--- a/klagomål/A 12801-2026 FSC-klagomål.docx
+++ b/klagomål/A 12801-2026 FSC-klagomål.docx
@@ -983,7 +983,7 @@
     <w:r>
       <w:tab/>
       <w:tab/>
-      <w:t>2026-07-29</w:t>
+      <w:t>2026-07-30</w:t>
       <w:br/>
       <w:br/>
     </w:r>

--- a/klagomål/A 12801-2026 FSC-klagomål.docx
+++ b/klagomål/A 12801-2026 FSC-klagomål.docx
@@ -983,7 +983,7 @@
     <w:r>
       <w:tab/>
       <w:tab/>
-      <w:t>2026-07-30</w:t>
+      <w:t>2026-07-31</w:t>
       <w:br/>
       <w:br/>
     </w:r>

--- a/klagomål/A 12801-2026 FSC-klagomål.docx
+++ b/klagomål/A 12801-2026 FSC-klagomål.docx
@@ -983,7 +983,7 @@
     <w:r>
       <w:tab/>
       <w:tab/>
-      <w:t>2026-07-31</w:t>
+      <w:t>2026-08-01</w:t>
       <w:br/>
       <w:br/>
     </w:r>

--- a/klagomål/A 12801-2026 FSC-klagomål.docx
+++ b/klagomål/A 12801-2026 FSC-klagomål.docx
@@ -983,7 +983,7 @@
     <w:r>
       <w:tab/>
       <w:tab/>
-      <w:t>2026-08-01</w:t>
+      <w:t>2026-08-02</w:t>
       <w:br/>
       <w:br/>
     </w:r>

--- a/klagomål/A 12801-2026 FSC-klagomål.docx
+++ b/klagomål/A 12801-2026 FSC-klagomål.docx
@@ -983,7 +983,7 @@
     <w:r>
       <w:tab/>
       <w:tab/>
-      <w:t>2026-08-02</w:t>
+      <w:t>2026-08-03</w:t>
       <w:br/>
       <w:br/>
     </w:r>

--- a/klagomål/A 12801-2026 FSC-klagomål.docx
+++ b/klagomål/A 12801-2026 FSC-klagomål.docx
@@ -983,7 +983,7 @@
     <w:r>
       <w:tab/>
       <w:tab/>
-      <w:t>2026-08-03</w:t>
+      <w:t>2026-08-05</w:t>
       <w:br/>
       <w:br/>
     </w:r>

--- a/klagomål/A 12801-2026 FSC-klagomål.docx
+++ b/klagomål/A 12801-2026 FSC-klagomål.docx
@@ -983,7 +983,7 @@
     <w:r>
       <w:tab/>
       <w:tab/>
-      <w:t>2026-08-05</w:t>
+      <w:t>2026-08-07</w:t>
       <w:br/>
       <w:br/>
     </w:r>

--- a/klagomål/A 12801-2026 FSC-klagomål.docx
+++ b/klagomål/A 12801-2026 FSC-klagomål.docx
@@ -983,7 +983,7 @@
     <w:r>
       <w:tab/>
       <w:tab/>
-      <w:t>2026-08-07</w:t>
+      <w:t>2026-08-08</w:t>
       <w:br/>
       <w:br/>
     </w:r>

--- a/klagomål/A 12801-2026 FSC-klagomål.docx
+++ b/klagomål/A 12801-2026 FSC-klagomål.docx
@@ -216,7 +216,7 @@
         <w:spacing w:after="240"/>
       </w:pPr>
       <w:r>
-        <w:t>Figur 1. Fyndplatser för naturvårdsarter i avverkningsanmälan. Markörer utan svart kant är placerade på fyndplatsen. Markörer med svart kant är placerade vid sidan av fyndplatsen har ett svart streck som visar fyndplatsens exakta position. Kartans mittpunktskoordinat är N 6841290, E 479118 i SWEREF 99 TM.</w:t>
+        <w:t>Figur 1. Fyndplatser för naturvårdsarter i avverkningsanmälan. Markörer utan svart kant är placerade på fyndplatsen. Markörer med svart kant är placerade vid sidan av fyndplatsen och har ett svart streck som visar fyndplatsens exakta position. Kartans mittpunktskoordinat är N 6841290, E 479118 i SWEREF 99 TM.</w:t>
       </w:r>
     </w:p>
     <w:p>
@@ -983,7 +983,7 @@
     <w:r>
       <w:tab/>
       <w:tab/>
-      <w:t>2026-08-14</w:t>
+      <w:t>2026-08-15</w:t>
       <w:br/>
       <w:br/>
     </w:r>

--- a/klagomål/A 12801-2026 FSC-klagomål.docx
+++ b/klagomål/A 12801-2026 FSC-klagomål.docx
@@ -983,7 +983,7 @@
     <w:r>
       <w:tab/>
       <w:tab/>
-      <w:t>2026-08-15</w:t>
+      <w:t>2026-08-16</w:t>
       <w:br/>
       <w:br/>
     </w:r>

--- a/klagomål/A 12801-2026 FSC-klagomål.docx
+++ b/klagomål/A 12801-2026 FSC-klagomål.docx
@@ -983,7 +983,7 @@
     <w:r>
       <w:tab/>
       <w:tab/>
-      <w:t>2026-08-16</w:t>
+      <w:t>2026-08-17</w:t>
       <w:br/>
       <w:br/>
     </w:r>

--- a/klagomål/A 12801-2026 FSC-klagomål.docx
+++ b/klagomål/A 12801-2026 FSC-klagomål.docx
@@ -983,7 +983,7 @@
     <w:r>
       <w:tab/>
       <w:tab/>
-      <w:t>2026-08-17</w:t>
+      <w:t>2026-08-18</w:t>
       <w:br/>
       <w:br/>
     </w:r>

--- a/klagomål/A 12801-2026 FSC-klagomål.docx
+++ b/klagomål/A 12801-2026 FSC-klagomål.docx
@@ -983,7 +983,7 @@
     <w:r>
       <w:tab/>
       <w:tab/>
-      <w:t>2026-08-18</w:t>
+      <w:t>2026-08-19</w:t>
       <w:br/>
       <w:br/>
     </w:r>

--- a/klagomål/A 12801-2026 FSC-klagomål.docx
+++ b/klagomål/A 12801-2026 FSC-klagomål.docx
@@ -983,7 +983,7 @@
     <w:r>
       <w:tab/>
       <w:tab/>
-      <w:t>2026-08-19</w:t>
+      <w:t>2026-08-20</w:t>
       <w:br/>
       <w:br/>
     </w:r>

--- a/klagomål/A 12801-2026 FSC-klagomål.docx
+++ b/klagomål/A 12801-2026 FSC-klagomål.docx
@@ -983,7 +983,7 @@
     <w:r>
       <w:tab/>
       <w:tab/>
-      <w:t>2026-08-20</w:t>
+      <w:t>2026-08-21</w:t>
       <w:br/>
       <w:br/>
     </w:r>

--- a/klagomål/A 12801-2026 FSC-klagomål.docx
+++ b/klagomål/A 12801-2026 FSC-klagomål.docx
@@ -983,7 +983,7 @@
     <w:r>
       <w:tab/>
       <w:tab/>
-      <w:t>2026-08-21</w:t>
+      <w:t>2026-08-22</w:t>
       <w:br/>
       <w:br/>
     </w:r>
